--- a/Delibere golden/Nuovo Documento di Microsoft Word.docx
+++ b/Delibere golden/Nuovo Documento di Microsoft Word.docx
@@ -45,13 +45,8 @@
           <w:numId w:val="1"/>
         </w:numPr>
       </w:pPr>
-      <w:proofErr w:type="spellStart"/>
-      <w:r>
-        <w:t>Docling</w:t>
-      </w:r>
-      <w:proofErr w:type="spellEnd"/>
-      <w:r>
-        <w:t>;</w:t>
+      <w:r>
+        <w:t>Docling;</w:t>
       </w:r>
     </w:p>
     <w:p>
@@ -61,13 +56,8 @@
           <w:numId w:val="1"/>
         </w:numPr>
       </w:pPr>
-      <w:proofErr w:type="spellStart"/>
-      <w:r>
-        <w:t>OpenDataLoader</w:t>
-      </w:r>
-      <w:proofErr w:type="spellEnd"/>
-      <w:r>
-        <w:t>;</w:t>
+      <w:r>
+        <w:t>OpenDataLoader;</w:t>
       </w:r>
     </w:p>
     <w:p>
@@ -89,15 +79,7 @@
         </w:numPr>
       </w:pPr>
       <w:r>
-        <w:t xml:space="preserve">output </w:t>
-      </w:r>
-      <w:proofErr w:type="spellStart"/>
-      <w:r>
-        <w:t>Markdown</w:t>
-      </w:r>
-      <w:proofErr w:type="spellEnd"/>
-      <w:r>
-        <w:t>.</w:t>
+        <w:t>output Markdown.</w:t>
       </w:r>
     </w:p>
     <w:p>
@@ -379,13 +361,8 @@
           <w:numId w:val="1"/>
         </w:numPr>
       </w:pPr>
-      <w:proofErr w:type="spellStart"/>
-      <w:r>
-        <w:t>bounding</w:t>
-      </w:r>
-      <w:proofErr w:type="spellEnd"/>
-      <w:r>
-        <w:t xml:space="preserve"> box;</w:t>
+      <w:r>
+        <w:t>bounding box;</w:t>
       </w:r>
     </w:p>
     <w:p>
@@ -476,15 +453,7 @@
         </w:numPr>
       </w:pPr>
       <w:r>
-        <w:t xml:space="preserve">confronto tra JSON e </w:t>
-      </w:r>
-      <w:proofErr w:type="spellStart"/>
-      <w:r>
-        <w:t>Markdown</w:t>
-      </w:r>
-      <w:proofErr w:type="spellEnd"/>
-      <w:r>
-        <w:t>;</w:t>
+        <w:t>confronto tra JSON e Markdown;</w:t>
       </w:r>
     </w:p>
     <w:p>
@@ -517,15 +486,7 @@
         </w:numPr>
       </w:pPr>
       <w:r>
-        <w:t xml:space="preserve">collegamento con pagina e </w:t>
-      </w:r>
-      <w:proofErr w:type="spellStart"/>
-      <w:r>
-        <w:t>bounding</w:t>
-      </w:r>
-      <w:proofErr w:type="spellEnd"/>
-      <w:r>
-        <w:t xml:space="preserve"> box;</w:t>
+        <w:t>collegamento con pagina e bounding box;</w:t>
       </w:r>
     </w:p>
     <w:p>
@@ -541,23 +502,7 @@
     </w:p>
     <w:p>
       <w:r>
-        <w:t xml:space="preserve">La principale differenza è che la proposta menziona </w:t>
-      </w:r>
-      <w:proofErr w:type="spellStart"/>
-      <w:r>
-        <w:t>sentence</w:t>
-      </w:r>
-      <w:proofErr w:type="spellEnd"/>
-      <w:r>
-        <w:t xml:space="preserve"> splitting con </w:t>
-      </w:r>
-      <w:proofErr w:type="spellStart"/>
-      <w:r>
-        <w:t>spaCy</w:t>
-      </w:r>
-      <w:proofErr w:type="spellEnd"/>
-      <w:r>
-        <w:t xml:space="preserve"> o Stanza. Lo script attuale usa invece gli elementi strutturali prodotti dagli estrattori e i marker linguistici. È una scelta metodologicamente difendibile, probabilmente persino più adatta: la prosa amministrativa contiene periodi molto lunghi e la frase grammaticale non coincide necessariamente con il blocco narrativo.</w:t>
+        <w:t>La principale differenza è che la proposta menziona sentence splitting con spaCy o Stanza. Lo script attuale usa invece gli elementi strutturali prodotti dagli estrattori e i marker linguistici. È una scelta metodologicamente difendibile, probabilmente persino più adatta: la prosa amministrativa contiene periodi molto lunghi e la frase grammaticale non coincide necessariamente con il blocco narrativo.</w:t>
       </w:r>
     </w:p>
     <w:p>
@@ -572,30 +517,13 @@
           <w:b/>
           <w:bCs/>
         </w:rPr>
-        <w:t xml:space="preserve">A cosa serve </w:t>
-      </w:r>
-      <w:proofErr w:type="spellStart"/>
-      <w:r>
-        <w:rPr>
-          <w:b/>
-          <w:bCs/>
-        </w:rPr>
-        <w:t>Ollama</w:t>
-      </w:r>
-      <w:proofErr w:type="spellEnd"/>
+        <w:t>A cosa serve Ollama</w:t>
+      </w:r>
     </w:p>
     <w:p>
       <w:r>
         <w:lastRenderedPageBreak/>
-        <w:t xml:space="preserve">Lo script </w:t>
-      </w:r>
-      <w:proofErr w:type="spellStart"/>
-      <w:r>
-        <w:t>Ollama</w:t>
-      </w:r>
-      <w:proofErr w:type="spellEnd"/>
-      <w:r>
-        <w:t xml:space="preserve"> svolge una valutazione qualitativa automatizzata. Confronta il PDF con i blocchi prodotti e assegna punteggi relativi a:</w:t>
+        <w:t>Lo script Ollama svolge una valutazione qualitativa automatizzata. Confronta il PDF con i blocchi prodotti e assegna punteggi relativi a:</w:t>
       </w:r>
     </w:p>
     <w:p>
@@ -699,31 +627,7 @@
         </w:numPr>
       </w:pPr>
       <w:r>
-        <w:t xml:space="preserve">confronto </w:t>
-      </w:r>
-      <w:proofErr w:type="spellStart"/>
-      <w:r>
-        <w:t>Docling</w:t>
-      </w:r>
-      <w:proofErr w:type="spellEnd"/>
-      <w:r>
-        <w:t>/</w:t>
-      </w:r>
-      <w:proofErr w:type="spellStart"/>
-      <w:r>
-        <w:t>OpenDataLoader</w:t>
-      </w:r>
-      <w:proofErr w:type="spellEnd"/>
-      <w:r>
-        <w:t xml:space="preserve"> e JSON/</w:t>
-      </w:r>
-      <w:proofErr w:type="spellStart"/>
-      <w:r>
-        <w:t>Markdown</w:t>
-      </w:r>
-      <w:proofErr w:type="spellEnd"/>
-      <w:r>
-        <w:t>;</w:t>
+        <w:t>confronto Docling/OpenDataLoader e JSON/Markdown;</w:t>
       </w:r>
     </w:p>
     <w:p>
@@ -739,15 +643,7 @@
     </w:p>
     <w:p>
       <w:r>
-        <w:t xml:space="preserve">Non è però una ground truth. Il giudizio di un LLM può essere variabile, difficile da replicare e influenzato dal prompt. Inoltre, quando il testo del PDF non è estraibile, lo script utilizza </w:t>
-      </w:r>
-      <w:proofErr w:type="spellStart"/>
-      <w:r>
-        <w:t>Docling</w:t>
-      </w:r>
-      <w:proofErr w:type="spellEnd"/>
-      <w:r>
-        <w:t xml:space="preserve"> come riferimento: in quel caso la valutazione non è completamente indipendente.</w:t>
+        <w:t>Non è però una ground truth. Il giudizio di un LLM può essere variabile, difficile da replicare e influenzato dal prompt. Inoltre, quando il testo del PDF non è estraibile, lo script utilizza Docling come riferimento: in quel caso la valutazione non è completamente indipendente.</w:t>
       </w:r>
     </w:p>
     <w:p>
@@ -782,13 +678,8 @@
           <w:numId w:val="5"/>
         </w:numPr>
       </w:pPr>
-      <w:proofErr w:type="spellStart"/>
-      <w:r>
-        <w:t>precision</w:t>
-      </w:r>
-      <w:proofErr w:type="spellEnd"/>
-      <w:r>
-        <w:t>;</w:t>
+      <w:r>
+        <w:t>precision;</w:t>
       </w:r>
     </w:p>
     <w:p>
@@ -820,13 +711,8 @@
           <w:numId w:val="5"/>
         </w:numPr>
       </w:pPr>
-      <w:proofErr w:type="spellStart"/>
-      <w:r>
-        <w:t>precision</w:t>
-      </w:r>
-      <w:proofErr w:type="spellEnd"/>
-      <w:r>
-        <w:t>/recall/F1 dei confini;</w:t>
+      <w:r>
+        <w:t>precision/recall/F1 dei confini;</w:t>
       </w:r>
     </w:p>
     <w:p>
@@ -863,13 +749,8 @@
       </w:r>
     </w:p>
     <w:p>
-      <w:proofErr w:type="spellStart"/>
-      <w:r>
-        <w:t>Ollama</w:t>
-      </w:r>
-      <w:proofErr w:type="spellEnd"/>
-      <w:r>
-        <w:t xml:space="preserve"> può affiancare il golden set, non sostituirlo.</w:t>
+      <w:r>
+        <w:t>Ollama può affiancare il golden set, non sostituirlo.</w:t>
       </w:r>
     </w:p>
     <w:p>
@@ -933,15 +814,7 @@
         </w:numPr>
       </w:pPr>
       <w:r>
-        <w:t xml:space="preserve">BERT: classificazione dei blocchi o token </w:t>
-      </w:r>
-      <w:proofErr w:type="spellStart"/>
-      <w:r>
-        <w:t>classification</w:t>
-      </w:r>
-      <w:proofErr w:type="spellEnd"/>
-      <w:r>
-        <w:t xml:space="preserve"> dei confini;</w:t>
+        <w:t>BERT: classificazione dei blocchi o token classification dei confini;</w:t>
       </w:r>
     </w:p>
     <w:p>
@@ -1010,13 +883,8 @@
           <w:numId w:val="7"/>
         </w:numPr>
       </w:pPr>
-      <w:proofErr w:type="spellStart"/>
-      <w:r>
-        <w:t>Ollama</w:t>
-      </w:r>
-      <w:proofErr w:type="spellEnd"/>
-      <w:r>
-        <w:t xml:space="preserve"> come audit qualitativo aggiuntivo;</w:t>
+      <w:r>
+        <w:t>Ollama come audit qualitativo aggiuntivo;</w:t>
       </w:r>
     </w:p>
     <w:p>
@@ -1048,52 +916,7 @@
     </w:p>
     <w:p>
       <w:r>
-        <w:t xml:space="preserve">che intendi per dati annotati? i miei dati annotati sono le </w:t>
-      </w:r>
-      <w:proofErr w:type="spellStart"/>
-      <w:r>
-        <w:t>golden_delibere</w:t>
-      </w:r>
-      <w:proofErr w:type="spellEnd"/>
-      <w:r>
-        <w:t xml:space="preserve">, di cui golden_delibere.csv è il </w:t>
-      </w:r>
-      <w:proofErr w:type="gramStart"/>
-      <w:r>
-        <w:t>file .</w:t>
-      </w:r>
-      <w:proofErr w:type="gramEnd"/>
-      <w:r>
-        <w:t xml:space="preserve"> si tratta della segmentazione golden da me </w:t>
-      </w:r>
-      <w:proofErr w:type="gramStart"/>
-      <w:r>
-        <w:t>fatta..</w:t>
-      </w:r>
-      <w:proofErr w:type="gramEnd"/>
-      <w:r>
-        <w:t xml:space="preserve"> come hai intenzione di allenare i </w:t>
-      </w:r>
-      <w:proofErr w:type="spellStart"/>
-      <w:r>
-        <w:t>json</w:t>
-      </w:r>
-      <w:proofErr w:type="spellEnd"/>
-      <w:r>
-        <w:t xml:space="preserve"> e i </w:t>
-      </w:r>
-      <w:proofErr w:type="spellStart"/>
-      <w:proofErr w:type="gramStart"/>
-      <w:r>
-        <w:t>markdown</w:t>
-      </w:r>
-      <w:proofErr w:type="spellEnd"/>
-      <w:r>
-        <w:t xml:space="preserve"> ?</w:t>
-      </w:r>
-      <w:proofErr w:type="gramEnd"/>
-      <w:r>
-        <w:t xml:space="preserve"> l'idea era quella di capire quale documento fornisse il testo migliore per la segmentazione </w:t>
+        <w:t xml:space="preserve">che intendi per dati annotati? i miei dati annotati sono le golden_delibere, di cui golden_delibere.csv è il file . si tratta della segmentazione golden da me fatta.. come hai intenzione di allenare i json e i markdown ? l'idea era quella di capire quale documento fornisse il testo migliore per la segmentazione </w:t>
       </w:r>
     </w:p>
     <w:p>
@@ -1108,15 +931,7 @@
     </w:p>
     <w:p>
       <w:r>
-        <w:t xml:space="preserve">JSON e </w:t>
-      </w:r>
-      <w:proofErr w:type="spellStart"/>
-      <w:r>
-        <w:t>Markdown</w:t>
-      </w:r>
-      <w:proofErr w:type="spellEnd"/>
-      <w:r>
-        <w:t xml:space="preserve"> non devono essere “allenati”: sono due rappresentazioni dello stesso PDF da confrontare applicando la medesima segmentazione.</w:t>
+        <w:t>JSON e Markdown non devono essere “allenati”: sono due rappresentazioni dello stesso PDF da confrontare applicando la medesima segmentazione.</w:t>
       </w:r>
     </w:p>
     <w:p>
@@ -1154,13 +969,8 @@
           <w:numId w:val="8"/>
         </w:numPr>
       </w:pPr>
-      <w:proofErr w:type="spellStart"/>
-      <w:r>
-        <w:t>Docling</w:t>
-      </w:r>
-      <w:proofErr w:type="spellEnd"/>
-      <w:r>
-        <w:t xml:space="preserve"> JSON;</w:t>
+      <w:r>
+        <w:t>Docling JSON;</w:t>
       </w:r>
     </w:p>
     <w:p>
@@ -1170,21 +980,8 @@
           <w:numId w:val="8"/>
         </w:numPr>
       </w:pPr>
-      <w:proofErr w:type="spellStart"/>
-      <w:r>
-        <w:t>Docling</w:t>
-      </w:r>
-      <w:proofErr w:type="spellEnd"/>
-      <w:r>
-        <w:t xml:space="preserve"> </w:t>
-      </w:r>
-      <w:proofErr w:type="spellStart"/>
-      <w:r>
-        <w:t>Markdown</w:t>
-      </w:r>
-      <w:proofErr w:type="spellEnd"/>
-      <w:r>
-        <w:t>;</w:t>
+      <w:r>
+        <w:t>Docling Markdown;</w:t>
       </w:r>
     </w:p>
     <w:p>
@@ -1194,13 +991,8 @@
           <w:numId w:val="8"/>
         </w:numPr>
       </w:pPr>
-      <w:proofErr w:type="spellStart"/>
-      <w:r>
-        <w:t>OpenDataLoader</w:t>
-      </w:r>
-      <w:proofErr w:type="spellEnd"/>
-      <w:r>
-        <w:t xml:space="preserve"> JSON;</w:t>
+      <w:r>
+        <w:t>OpenDataLoader JSON;</w:t>
       </w:r>
     </w:p>
     <w:p>
@@ -1210,21 +1002,8 @@
           <w:numId w:val="8"/>
         </w:numPr>
       </w:pPr>
-      <w:proofErr w:type="spellStart"/>
-      <w:r>
-        <w:t>OpenDataLoader</w:t>
-      </w:r>
-      <w:proofErr w:type="spellEnd"/>
-      <w:r>
-        <w:t xml:space="preserve"> </w:t>
-      </w:r>
-      <w:proofErr w:type="spellStart"/>
-      <w:r>
-        <w:t>Markdown</w:t>
-      </w:r>
-      <w:proofErr w:type="spellEnd"/>
-      <w:r>
-        <w:t>.</w:t>
+      <w:r>
+        <w:t>OpenDataLoader Markdown.</w:t>
       </w:r>
     </w:p>
     <w:p>
@@ -1272,13 +1051,8 @@
           <w:numId w:val="9"/>
         </w:numPr>
       </w:pPr>
-      <w:proofErr w:type="spellStart"/>
-      <w:r>
-        <w:t>precision</w:t>
-      </w:r>
-      <w:proofErr w:type="spellEnd"/>
-      <w:r>
-        <w:t>, recall e F1 dei blocchi;</w:t>
+      <w:r>
+        <w:t>precision, recall e F1 dei blocchi;</w:t>
       </w:r>
     </w:p>
     <w:p>
@@ -1333,15 +1107,7 @@
         </w:numPr>
       </w:pPr>
       <w:r>
-        <w:t xml:space="preserve">capacità di conservare pagina e </w:t>
-      </w:r>
-      <w:proofErr w:type="spellStart"/>
-      <w:r>
-        <w:t>bounding</w:t>
-      </w:r>
-      <w:proofErr w:type="spellEnd"/>
-      <w:r>
-        <w:t xml:space="preserve"> box.</w:t>
+        <w:t>capacità di conservare pagina e bounding box.</w:t>
       </w:r>
     </w:p>
     <w:p>
@@ -1393,15 +1159,7 @@
     </w:p>
     <w:p>
       <w:r>
-        <w:t xml:space="preserve">Se il tuo obiettivo principale è confrontare JSON e </w:t>
-      </w:r>
-      <w:proofErr w:type="spellStart"/>
-      <w:r>
-        <w:t>Markdown</w:t>
-      </w:r>
-      <w:proofErr w:type="spellEnd"/>
-      <w:r>
-        <w:t>, questi modelli non sono necessari. Introdurrebbero una seconda domanda sperimentale: quale modello segmenta meglio?</w:t>
+        <w:t>Se il tuo obiettivo principale è confrontare JSON e Markdown, questi modelli non sono necessari. Introdurrebbero una seconda domanda sperimentale: quale modello segmenta meglio?</w:t>
       </w:r>
     </w:p>
     <w:p>
@@ -1418,15 +1176,7 @@
       </w:pPr>
       <w:r>
         <w:lastRenderedPageBreak/>
-        <w:t xml:space="preserve">testo: “Visto il </w:t>
-      </w:r>
-      <w:proofErr w:type="spellStart"/>
-      <w:r>
-        <w:t>D.Lgs</w:t>
-      </w:r>
-      <w:proofErr w:type="spellEnd"/>
-      <w:r>
-        <w:t>…”</w:t>
+        <w:t>testo: “Visto il D.Lgs…”</w:t>
       </w:r>
     </w:p>
     <w:p>
@@ -1453,15 +1203,7 @@
     </w:p>
     <w:p>
       <w:r>
-        <w:t xml:space="preserve">Ma dieci delibere sono poche, soprattutto per BERT e CNN. Inoltre, addestrare modelli differenti su JSON e </w:t>
-      </w:r>
-      <w:proofErr w:type="spellStart"/>
-      <w:r>
-        <w:t>Markdown</w:t>
-      </w:r>
-      <w:proofErr w:type="spellEnd"/>
-      <w:r>
-        <w:t xml:space="preserve"> renderebbe meno pulito il confronto: non sapresti più se il miglioramento dipende dal formato o dal modello.</w:t>
+        <w:t>Ma dieci delibere sono poche, soprattutto per BERT e CNN. Inoltre, addestrare modelli differenti su JSON e Markdown renderebbe meno pulito il confronto: non sapresti più se il miglioramento dipende dal formato o dal modello.</w:t>
       </w:r>
     </w:p>
     <w:p>
@@ -1476,13 +1218,8 @@
           <w:numId w:val="12"/>
         </w:numPr>
       </w:pPr>
-      <w:proofErr w:type="spellStart"/>
-      <w:r>
-        <w:t>segmentatore</w:t>
-      </w:r>
-      <w:proofErr w:type="spellEnd"/>
-      <w:r>
-        <w:t xml:space="preserve"> identico e deterministico;</w:t>
+      <w:r>
+        <w:t>segmentatore identico e deterministico;</w:t>
       </w:r>
     </w:p>
     <w:p>
@@ -1514,13 +1251,8 @@
           <w:numId w:val="12"/>
         </w:numPr>
       </w:pPr>
-      <w:proofErr w:type="spellStart"/>
-      <w:r>
-        <w:t>Ollama</w:t>
-      </w:r>
-      <w:proofErr w:type="spellEnd"/>
-      <w:r>
-        <w:t xml:space="preserve"> come valutazione qualitativa aggiuntiva, non sostitutiva;</w:t>
+      <w:r>
+        <w:t>Ollama come valutazione qualitativa aggiuntiva, non sostitutiva;</w:t>
       </w:r>
     </w:p>
     <w:p>
@@ -1534,45 +1266,139 @@
         <w:t>eventuali modelli supervisionati come sviluppo futuro.</w:t>
       </w:r>
     </w:p>
-    <w:p>
-      <w:r>
-        <w:t xml:space="preserve">Attualmente lo script </w:t>
-      </w:r>
-      <w:proofErr w:type="spellStart"/>
-      <w:r>
-        <w:t>Ollama</w:t>
-      </w:r>
-      <w:proofErr w:type="spellEnd"/>
-      <w:r>
-        <w:t xml:space="preserve"> non realizza questo confronto con il tuo golden: valuta i risultati rispetto al testo del PDF. Servirebbe quindi uno script separato che confronti direttamente i quattro CSV prodotti sui PDF 51–60 con golden_delibere.csv.</w:t>
-      </w:r>
-    </w:p>
-    <w:p>
-      <w:r>
-        <w:t>7:33 AM</w:t>
-      </w:r>
-    </w:p>
-    <w:p>
-      <w:r>
-        <w:t xml:space="preserve">ma no, molto spesso il marker è contenuto all'interno del testo per cui si ha bisogno di una classificazione che riguardi la segmentazione senza quello ma </w:t>
-      </w:r>
-      <w:proofErr w:type="spellStart"/>
-      <w:r>
-        <w:t>considerasndo</w:t>
-      </w:r>
-      <w:proofErr w:type="spellEnd"/>
-      <w:r>
-        <w:t xml:space="preserve"> il mio completo dataset golden </w:t>
-      </w:r>
-    </w:p>
-    <w:p>
-      <w:r>
-        <w:t>7:35 AM</w:t>
-      </w:r>
-    </w:p>
-    <w:p>
-      <w:r>
-        <w:t>Hai ragione: in questo caso non basta riconoscere il marker all’inizio dell’elemento. Serve una classificazione supervisionata che impari dove comincia un blocco anche quando VISTO, CONSIDERATO, DELIBERA, ecc. sono incorporati nel testo estratto.</w:t>
+    <w:p/>
+    <w:p>
+      <w:r>
+        <w:t>ALLENAMENTO CON GOLDEN</w:t>
+      </w:r>
+    </w:p>
+    <w:p>
+      <w:r>
+        <w:t>Il senso dell’allenamento è insegnare al modello a trovare automaticamente i blocchi anche quando i marker sono incorporati nel testo.</w:t>
+      </w:r>
+    </w:p>
+    <w:p>
+      <w:pPr>
+        <w:numPr>
+          <w:ilvl w:val="0"/>
+          <w:numId w:val="21"/>
+        </w:numPr>
+      </w:pPr>
+      <w:r>
+        <w:t>Hai 10 delibere annotate manualmente</w:t>
+      </w:r>
+    </w:p>
+    <w:p>
+      <w:r>
+        <w:t>ATTO_051–060</w:t>
+      </w:r>
+    </w:p>
+    <w:p>
+      <w:r>
+        <w:t>Il tuo golden_delibere.csv dice quali sono i blocchi corretti:VISTO_1</w:t>
+      </w:r>
+      <w:r>
+        <w:t>,</w:t>
+      </w:r>
+      <w:r>
+        <w:t>VISTO_2</w:t>
+      </w:r>
+      <w:r>
+        <w:t xml:space="preserve">, </w:t>
+      </w:r>
+      <w:r>
+        <w:t>RITENUTO_1...</w:t>
+      </w:r>
+    </w:p>
+    <w:p>
+      <w:pPr>
+        <w:numPr>
+          <w:ilvl w:val="0"/>
+          <w:numId w:val="22"/>
+        </w:numPr>
+      </w:pPr>
+      <w:r>
+        <w:t>Vengono automaticamente estratte dal</w:t>
+      </w:r>
+      <w:r>
+        <w:t>le stesse 10 delibere in quattro modi</w:t>
+      </w:r>
+    </w:p>
+    <w:p>
+      <w:pPr>
+        <w:pStyle w:val="Paragrafoelenco"/>
+        <w:numPr>
+          <w:ilvl w:val="0"/>
+          <w:numId w:val="24"/>
+        </w:numPr>
+        <w:rPr>
+          <w:lang w:val="en-US"/>
+        </w:rPr>
+      </w:pPr>
+      <w:r>
+        <w:rPr>
+          <w:lang w:val="en-US"/>
+        </w:rPr>
+        <w:t>Docling JSON</w:t>
+      </w:r>
+    </w:p>
+    <w:p>
+      <w:pPr>
+        <w:pStyle w:val="Paragrafoelenco"/>
+        <w:numPr>
+          <w:ilvl w:val="0"/>
+          <w:numId w:val="24"/>
+        </w:numPr>
+        <w:rPr>
+          <w:lang w:val="en-US"/>
+        </w:rPr>
+      </w:pPr>
+      <w:r>
+        <w:rPr>
+          <w:lang w:val="en-US"/>
+        </w:rPr>
+        <w:t>Docling Markdown</w:t>
+      </w:r>
+    </w:p>
+    <w:p>
+      <w:pPr>
+        <w:pStyle w:val="Paragrafoelenco"/>
+        <w:numPr>
+          <w:ilvl w:val="0"/>
+          <w:numId w:val="24"/>
+        </w:numPr>
+        <w:rPr>
+          <w:lang w:val="en-US"/>
+        </w:rPr>
+      </w:pPr>
+      <w:r>
+        <w:rPr>
+          <w:lang w:val="en-US"/>
+        </w:rPr>
+        <w:t>OpenDataLoader JSON</w:t>
+      </w:r>
+    </w:p>
+    <w:p>
+      <w:pPr>
+        <w:pStyle w:val="Paragrafoelenco"/>
+        <w:numPr>
+          <w:ilvl w:val="0"/>
+          <w:numId w:val="24"/>
+        </w:numPr>
+      </w:pPr>
+      <w:r>
+        <w:t>OpenDataLoader Markdown</w:t>
+      </w:r>
+    </w:p>
+    <w:p>
+      <w:r>
+        <w:t>Queste estrazioni non sostituiscono il golden: sono il testo che il modello deve imparare a leggere</w:t>
+      </w:r>
+      <w:r>
+        <w:t>: i</w:t>
+      </w:r>
+      <w:r>
+        <w:t>l golden viene allineato al testo estratto</w:t>
       </w:r>
     </w:p>
     <w:p>
@@ -1597,153 +1423,7 @@
     </w:p>
     <w:p>
       <w:r>
-        <w:t>Le etichette possono seguire lo schema BIO:</w:t>
-      </w:r>
-    </w:p>
-    <w:p>
-      <w:pPr>
-        <w:numPr>
-          <w:ilvl w:val="0"/>
-          <w:numId w:val="13"/>
-        </w:numPr>
-      </w:pPr>
-      <w:r>
-        <w:t>B-VISTO: primo token del blocco VISTO;</w:t>
-      </w:r>
-    </w:p>
-    <w:p>
-      <w:pPr>
-        <w:numPr>
-          <w:ilvl w:val="0"/>
-          <w:numId w:val="13"/>
-        </w:numPr>
-      </w:pPr>
-      <w:r>
-        <w:t>I-VISTO: resto del blocco;</w:t>
-      </w:r>
-    </w:p>
-    <w:p>
-      <w:pPr>
-        <w:numPr>
-          <w:ilvl w:val="0"/>
-          <w:numId w:val="13"/>
-        </w:numPr>
-      </w:pPr>
-      <w:r>
-        <w:t>B-CONSIDERATO;</w:t>
-      </w:r>
-    </w:p>
-    <w:p>
-      <w:pPr>
-        <w:numPr>
-          <w:ilvl w:val="0"/>
-          <w:numId w:val="13"/>
-        </w:numPr>
-      </w:pPr>
-      <w:r>
-        <w:t>I-CONSIDERATO;</w:t>
-      </w:r>
-    </w:p>
-    <w:p>
-      <w:pPr>
-        <w:numPr>
-          <w:ilvl w:val="0"/>
-          <w:numId w:val="13"/>
-        </w:numPr>
-      </w:pPr>
-      <w:r>
-        <w:t>B-DISPOSITIVO_DELIBERA;</w:t>
-      </w:r>
-    </w:p>
-    <w:p>
-      <w:pPr>
-        <w:numPr>
-          <w:ilvl w:val="0"/>
-          <w:numId w:val="13"/>
-        </w:numPr>
-      </w:pPr>
-      <w:r>
-        <w:lastRenderedPageBreak/>
-        <w:t>B-DISPOSITIVO_ATTESTA;</w:t>
-      </w:r>
-    </w:p>
-    <w:p>
-      <w:pPr>
-        <w:numPr>
-          <w:ilvl w:val="0"/>
-          <w:numId w:val="13"/>
-        </w:numPr>
-      </w:pPr>
-      <w:r>
-        <w:t>O: intestazioni, firme, rumore e testo non pertinente.</w:t>
-      </w:r>
-    </w:p>
-    <w:p>
-      <w:r>
         <w:t>Esempio:</w:t>
-      </w:r>
-    </w:p>
-    <w:p>
-      <w:r>
-        <w:t xml:space="preserve">La Giunta, acquisiti i pareri, VISTO il </w:t>
-      </w:r>
-      <w:proofErr w:type="spellStart"/>
-      <w:r>
-        <w:t>D.Lgs.</w:t>
-      </w:r>
-      <w:proofErr w:type="spellEnd"/>
-      <w:r>
-        <w:t xml:space="preserve"> 267/2000...</w:t>
-      </w:r>
-    </w:p>
-    <w:p>
-      <w:r>
-        <w:t xml:space="preserve">O </w:t>
-      </w:r>
-      <w:proofErr w:type="spellStart"/>
-      <w:r>
-        <w:t>O</w:t>
-      </w:r>
-      <w:proofErr w:type="spellEnd"/>
-      <w:r>
-        <w:t xml:space="preserve"> </w:t>
-      </w:r>
-      <w:proofErr w:type="spellStart"/>
-      <w:r>
-        <w:t>O</w:t>
-      </w:r>
-      <w:proofErr w:type="spellEnd"/>
-      <w:r>
-        <w:t xml:space="preserve"> </w:t>
-      </w:r>
-      <w:proofErr w:type="spellStart"/>
-      <w:r>
-        <w:t>O</w:t>
-      </w:r>
-      <w:proofErr w:type="spellEnd"/>
-      <w:r>
-        <w:t xml:space="preserve"> </w:t>
-      </w:r>
-      <w:proofErr w:type="spellStart"/>
-      <w:r>
-        <w:t>O</w:t>
-      </w:r>
-      <w:proofErr w:type="spellEnd"/>
-      <w:r>
-        <w:t xml:space="preserve"> B-VISTO I-VISTO </w:t>
-      </w:r>
-      <w:proofErr w:type="spellStart"/>
-      <w:r>
-        <w:t>I-VISTO</w:t>
-      </w:r>
-      <w:proofErr w:type="spellEnd"/>
-      <w:r>
-        <w:t>...</w:t>
-      </w:r>
-    </w:p>
-    <w:p>
-      <w:r>
-        <w:t>Il modello può così individuare VISTO anche a metà dell’elemento e spezzare correttamente il testo in quel punto.</w:t>
       </w:r>
     </w:p>
     <w:p>
@@ -1758,312 +1438,16 @@
           <w:b/>
           <w:bCs/>
         </w:rPr>
-        <w:t xml:space="preserve">Come usare JSON e </w:t>
-      </w:r>
-      <w:proofErr w:type="spellStart"/>
-      <w:r>
+        <w:t>Comune di Ausonia VISTO il decreto RITENUTO opportuno...</w:t>
+      </w:r>
+    </w:p>
+    <w:p>
+      <w:pPr>
         <w:rPr>
           <w:b/>
           <w:bCs/>
         </w:rPr>
-        <w:t>Markdown</w:t>
-      </w:r>
-      <w:proofErr w:type="spellEnd"/>
-    </w:p>
-    <w:p>
-      <w:r>
-        <w:t xml:space="preserve">Per ciascuno dei </w:t>
-      </w:r>
-      <w:proofErr w:type="gramStart"/>
-      <w:r>
-        <w:t>10</w:t>
-      </w:r>
-      <w:proofErr w:type="gramEnd"/>
-      <w:r>
-        <w:t xml:space="preserve"> PDF golden:</w:t>
-      </w:r>
-    </w:p>
-    <w:p>
-      <w:pPr>
-        <w:numPr>
-          <w:ilvl w:val="0"/>
-          <w:numId w:val="14"/>
-        </w:numPr>
-      </w:pPr>
-      <w:r>
-        <w:t xml:space="preserve">si produce </w:t>
-      </w:r>
-      <w:proofErr w:type="spellStart"/>
-      <w:r>
-        <w:t>Docling</w:t>
-      </w:r>
-      <w:proofErr w:type="spellEnd"/>
-      <w:r>
-        <w:t xml:space="preserve"> JSON;</w:t>
-      </w:r>
-    </w:p>
-    <w:p>
-      <w:pPr>
-        <w:numPr>
-          <w:ilvl w:val="0"/>
-          <w:numId w:val="14"/>
-        </w:numPr>
-      </w:pPr>
-      <w:r>
-        <w:t xml:space="preserve">si produce </w:t>
-      </w:r>
-      <w:proofErr w:type="spellStart"/>
-      <w:r>
-        <w:t>Docling</w:t>
-      </w:r>
-      <w:proofErr w:type="spellEnd"/>
-      <w:r>
-        <w:t xml:space="preserve"> </w:t>
-      </w:r>
-      <w:proofErr w:type="spellStart"/>
-      <w:r>
-        <w:t>Markdown</w:t>
-      </w:r>
-      <w:proofErr w:type="spellEnd"/>
-      <w:r>
-        <w:t>;</w:t>
-      </w:r>
-    </w:p>
-    <w:p>
-      <w:pPr>
-        <w:numPr>
-          <w:ilvl w:val="0"/>
-          <w:numId w:val="14"/>
-        </w:numPr>
-      </w:pPr>
-      <w:r>
-        <w:t xml:space="preserve">si produce </w:t>
-      </w:r>
-      <w:proofErr w:type="spellStart"/>
-      <w:r>
-        <w:t>OpenDataLoader</w:t>
-      </w:r>
-      <w:proofErr w:type="spellEnd"/>
-      <w:r>
-        <w:t xml:space="preserve"> JSON;</w:t>
-      </w:r>
-    </w:p>
-    <w:p>
-      <w:pPr>
-        <w:numPr>
-          <w:ilvl w:val="0"/>
-          <w:numId w:val="14"/>
-        </w:numPr>
-      </w:pPr>
-      <w:r>
-        <w:t xml:space="preserve">si produce </w:t>
-      </w:r>
-      <w:proofErr w:type="spellStart"/>
-      <w:r>
-        <w:t>OpenDataLoader</w:t>
-      </w:r>
-      <w:proofErr w:type="spellEnd"/>
-      <w:r>
-        <w:t xml:space="preserve"> </w:t>
-      </w:r>
-      <w:proofErr w:type="spellStart"/>
-      <w:r>
-        <w:t>Markdown</w:t>
-      </w:r>
-      <w:proofErr w:type="spellEnd"/>
-      <w:r>
-        <w:t>;</w:t>
-      </w:r>
-    </w:p>
-    <w:p>
-      <w:pPr>
-        <w:numPr>
-          <w:ilvl w:val="0"/>
-          <w:numId w:val="14"/>
-        </w:numPr>
-      </w:pPr>
-      <w:r>
-        <w:t>il testo di ogni rappresentazione viene allineato ai blocchi di golden_delibere.csv;</w:t>
-      </w:r>
-    </w:p>
-    <w:p>
-      <w:pPr>
-        <w:numPr>
-          <w:ilvl w:val="0"/>
-          <w:numId w:val="14"/>
-        </w:numPr>
-      </w:pPr>
-      <w:r>
-        <w:t>le etichette BIO del golden vengono trasferite ai token o agli elementi estratti;</w:t>
-      </w:r>
-    </w:p>
-    <w:p>
-      <w:pPr>
-        <w:numPr>
-          <w:ilvl w:val="0"/>
-          <w:numId w:val="14"/>
-        </w:numPr>
-      </w:pPr>
-      <w:proofErr w:type="spellStart"/>
-      <w:r>
-        <w:t>si</w:t>
-      </w:r>
-      <w:proofErr w:type="spellEnd"/>
-      <w:r>
-        <w:t xml:space="preserve"> addestra e valuta lo stesso classificatore sulle quattro rappresentazioni.</w:t>
-      </w:r>
-    </w:p>
-    <w:p>
-      <w:r>
-        <w:t xml:space="preserve">Non si “allena il JSON”: si addestra il classificatore sul testo e sulle informazioni strutturali contenute nel JSON o nel </w:t>
-      </w:r>
-      <w:proofErr w:type="spellStart"/>
-      <w:r>
-        <w:t>Markdown</w:t>
-      </w:r>
-      <w:proofErr w:type="spellEnd"/>
-      <w:r>
-        <w:t>.</w:t>
-      </w:r>
-    </w:p>
-    <w:p>
-      <w:r>
-        <w:t>Il JSON può offrire:</w:t>
-      </w:r>
-    </w:p>
-    <w:p>
-      <w:pPr>
-        <w:numPr>
-          <w:ilvl w:val="0"/>
-          <w:numId w:val="15"/>
-        </w:numPr>
-      </w:pPr>
-      <w:r>
-        <w:t>ruolo dell’elemento;</w:t>
-      </w:r>
-    </w:p>
-    <w:p>
-      <w:pPr>
-        <w:numPr>
-          <w:ilvl w:val="0"/>
-          <w:numId w:val="15"/>
-        </w:numPr>
-      </w:pPr>
-      <w:proofErr w:type="spellStart"/>
-      <w:r>
-        <w:t>bounding</w:t>
-      </w:r>
-      <w:proofErr w:type="spellEnd"/>
-      <w:r>
-        <w:t xml:space="preserve"> box;</w:t>
-      </w:r>
-    </w:p>
-    <w:p>
-      <w:pPr>
-        <w:numPr>
-          <w:ilvl w:val="0"/>
-          <w:numId w:val="15"/>
-        </w:numPr>
-      </w:pPr>
-      <w:r>
-        <w:t>pagina;</w:t>
-      </w:r>
-    </w:p>
-    <w:p>
-      <w:pPr>
-        <w:numPr>
-          <w:ilvl w:val="0"/>
-          <w:numId w:val="15"/>
-        </w:numPr>
-      </w:pPr>
-      <w:r>
-        <w:t>posizione;</w:t>
-      </w:r>
-    </w:p>
-    <w:p>
-      <w:pPr>
-        <w:numPr>
-          <w:ilvl w:val="0"/>
-          <w:numId w:val="15"/>
-        </w:numPr>
-      </w:pPr>
-      <w:r>
-        <w:t>intestazione, lista o paragrafo;</w:t>
-      </w:r>
-    </w:p>
-    <w:p>
-      <w:pPr>
-        <w:numPr>
-          <w:ilvl w:val="0"/>
-          <w:numId w:val="15"/>
-        </w:numPr>
-      </w:pPr>
-      <w:r>
-        <w:t>centratura e caratteristiche tipografiche.</w:t>
-      </w:r>
-    </w:p>
-    <w:p>
-      <w:r>
-        <w:t xml:space="preserve">Il </w:t>
-      </w:r>
-      <w:proofErr w:type="spellStart"/>
-      <w:r>
-        <w:t>Markdown</w:t>
-      </w:r>
-      <w:proofErr w:type="spellEnd"/>
-      <w:r>
-        <w:t xml:space="preserve"> offre principalmente:</w:t>
-      </w:r>
-    </w:p>
-    <w:p>
-      <w:pPr>
-        <w:numPr>
-          <w:ilvl w:val="0"/>
-          <w:numId w:val="16"/>
-        </w:numPr>
-      </w:pPr>
-      <w:r>
-        <w:t>testo;</w:t>
-      </w:r>
-    </w:p>
-    <w:p>
-      <w:pPr>
-        <w:numPr>
-          <w:ilvl w:val="0"/>
-          <w:numId w:val="16"/>
-        </w:numPr>
-      </w:pPr>
-      <w:r>
-        <w:t>titoli;</w:t>
-      </w:r>
-    </w:p>
-    <w:p>
-      <w:pPr>
-        <w:numPr>
-          <w:ilvl w:val="0"/>
-          <w:numId w:val="16"/>
-        </w:numPr>
-      </w:pPr>
-      <w:r>
-        <w:t>liste;</w:t>
-      </w:r>
-    </w:p>
-    <w:p>
-      <w:pPr>
-        <w:numPr>
-          <w:ilvl w:val="0"/>
-          <w:numId w:val="16"/>
-        </w:numPr>
-      </w:pPr>
-      <w:r>
-        <w:lastRenderedPageBreak/>
-        <w:t>ordine lineare.</w:t>
-      </w:r>
-    </w:p>
-    <w:p>
-      <w:r>
-        <w:t>Il confronto stabilisce quale rappresentazione consente al classificatore di ricostruire meglio il golden.</w:t>
-      </w:r>
+      </w:pPr>
     </w:p>
     <w:p>
       <w:pPr>
@@ -2077,115 +1461,8 @@
           <w:b/>
           <w:bCs/>
         </w:rPr>
-        <w:t>Quale modello usare</w:t>
-      </w:r>
-    </w:p>
-    <w:p>
-      <w:r>
-        <w:t>Con circa 170 blocchi in 10 delibere:</w:t>
-      </w:r>
-    </w:p>
-    <w:p>
-      <w:pPr>
-        <w:numPr>
-          <w:ilvl w:val="0"/>
-          <w:numId w:val="17"/>
-        </w:numPr>
-      </w:pPr>
-      <w:r>
-        <w:t>SVM è una buona baseline: TF-IDF, contesto precedente/successivo, posizione e caratteristiche strutturali;</w:t>
-      </w:r>
-    </w:p>
-    <w:p>
-      <w:pPr>
-        <w:numPr>
-          <w:ilvl w:val="0"/>
-          <w:numId w:val="17"/>
-        </w:numPr>
-      </w:pPr>
-      <w:r>
-        <w:t xml:space="preserve">BERT italiano è adatto come token </w:t>
-      </w:r>
-      <w:proofErr w:type="spellStart"/>
-      <w:r>
-        <w:t>classifier</w:t>
-      </w:r>
-      <w:proofErr w:type="spellEnd"/>
-      <w:r>
-        <w:t xml:space="preserve"> contestuale e può riconoscere marker interni;</w:t>
-      </w:r>
-    </w:p>
-    <w:p>
-      <w:pPr>
-        <w:numPr>
-          <w:ilvl w:val="0"/>
-          <w:numId w:val="17"/>
-        </w:numPr>
-      </w:pPr>
-      <w:r>
-        <w:t>CNN addestrata da zero sarebbe fragile con così pochi documenti.</w:t>
-      </w:r>
-    </w:p>
-    <w:p>
-      <w:r>
-        <w:t>La combinazione metodologicamente più sensata è:</w:t>
-      </w:r>
-    </w:p>
-    <w:p>
-      <w:pPr>
-        <w:numPr>
-          <w:ilvl w:val="0"/>
-          <w:numId w:val="18"/>
-        </w:numPr>
-      </w:pPr>
-      <w:proofErr w:type="spellStart"/>
-      <w:r>
-        <w:t>segmentatore</w:t>
-      </w:r>
-      <w:proofErr w:type="spellEnd"/>
-      <w:r>
-        <w:t xml:space="preserve"> a regole come baseline;</w:t>
-      </w:r>
-    </w:p>
-    <w:p>
-      <w:pPr>
-        <w:numPr>
-          <w:ilvl w:val="0"/>
-          <w:numId w:val="18"/>
-        </w:numPr>
-      </w:pPr>
-      <w:r>
-        <w:t>SVM come baseline supervisionata;</w:t>
-      </w:r>
-    </w:p>
-    <w:p>
-      <w:pPr>
-        <w:numPr>
-          <w:ilvl w:val="0"/>
-          <w:numId w:val="18"/>
-        </w:numPr>
-      </w:pPr>
-      <w:r>
-        <w:t xml:space="preserve">BERT token </w:t>
-      </w:r>
-      <w:proofErr w:type="spellStart"/>
-      <w:r>
-        <w:t>classification</w:t>
-      </w:r>
-      <w:proofErr w:type="spellEnd"/>
-      <w:r>
-        <w:t xml:space="preserve"> come modello contestuale;</w:t>
-      </w:r>
-    </w:p>
-    <w:p>
-      <w:pPr>
-        <w:numPr>
-          <w:ilvl w:val="0"/>
-          <w:numId w:val="18"/>
-        </w:numPr>
-      </w:pPr>
-      <w:r>
-        <w:t>CNN solo come confronto secondario, se necessario.</w:t>
+        <w:lastRenderedPageBreak/>
+        <w:t>Comune      → fuori dalla narrativa</w:t>
       </w:r>
     </w:p>
     <w:p>
@@ -2200,103 +1477,353 @@
           <w:b/>
           <w:bCs/>
         </w:rPr>
-        <w:t>Come usare tutto il golden senza perdere il test</w:t>
-      </w:r>
-    </w:p>
-    <w:p>
-      <w:r>
-        <w:t xml:space="preserve">Puoi utilizzare tutte e dieci le delibere con una </w:t>
-      </w:r>
-      <w:proofErr w:type="spellStart"/>
-      <w:r>
-        <w:t>leave</w:t>
-      </w:r>
-      <w:proofErr w:type="spellEnd"/>
-      <w:r>
-        <w:t>-one-</w:t>
-      </w:r>
-      <w:proofErr w:type="spellStart"/>
-      <w:r>
-        <w:t>document</w:t>
-      </w:r>
-      <w:proofErr w:type="spellEnd"/>
-      <w:r>
-        <w:t>-out cross-</w:t>
-      </w:r>
-      <w:proofErr w:type="spellStart"/>
-      <w:r>
-        <w:t>validation</w:t>
-      </w:r>
-      <w:proofErr w:type="spellEnd"/>
-      <w:r>
-        <w:t>:</w:t>
-      </w:r>
-    </w:p>
-    <w:p>
-      <w:pPr>
-        <w:numPr>
-          <w:ilvl w:val="0"/>
-          <w:numId w:val="19"/>
-        </w:numPr>
-      </w:pPr>
-      <w:proofErr w:type="spellStart"/>
-      <w:r>
-        <w:t>si</w:t>
-      </w:r>
-      <w:proofErr w:type="spellEnd"/>
-      <w:r>
-        <w:t xml:space="preserve"> addestra su </w:t>
-      </w:r>
-      <w:proofErr w:type="gramStart"/>
-      <w:r>
-        <w:t>9</w:t>
-      </w:r>
-      <w:proofErr w:type="gramEnd"/>
-      <w:r>
-        <w:t xml:space="preserve"> delibere;</w:t>
-      </w:r>
-    </w:p>
-    <w:p>
-      <w:pPr>
-        <w:numPr>
-          <w:ilvl w:val="0"/>
-          <w:numId w:val="19"/>
-        </w:numPr>
-      </w:pPr>
-      <w:r>
-        <w:t>si valuta sulla decima;</w:t>
-      </w:r>
-    </w:p>
-    <w:p>
-      <w:pPr>
-        <w:numPr>
-          <w:ilvl w:val="0"/>
-          <w:numId w:val="19"/>
-        </w:numPr>
-      </w:pPr>
-      <w:r>
-        <w:t>si ripete dieci volte;</w:t>
-      </w:r>
-    </w:p>
-    <w:p>
-      <w:pPr>
-        <w:numPr>
-          <w:ilvl w:val="0"/>
-          <w:numId w:val="19"/>
-        </w:numPr>
-      </w:pPr>
-      <w:r>
-        <w:t>ogni delibera viene utilizzata nove volte per l’addestramento e una volta come test.</w:t>
-      </w:r>
-    </w:p>
-    <w:p>
-      <w:r>
-        <w:t>È fondamentale dividere per delibera, non per singolo blocco, altrimenti testi dello stesso documento finirebbero sia nel training sia nel test.</w:t>
-      </w:r>
-    </w:p>
-    <w:p>
-      <w:r>
-        <w:t>Alla fine, dopo aver calcolato le prestazioni, il modello definitivo può essere addestrato su tutte e dieci.</w:t>
+        <w:t>VISTO       → inizio blocco VISTO</w:t>
+      </w:r>
+    </w:p>
+    <w:p>
+      <w:pPr>
+        <w:rPr>
+          <w:b/>
+          <w:bCs/>
+        </w:rPr>
+      </w:pPr>
+      <w:r>
+        <w:rPr>
+          <w:b/>
+          <w:bCs/>
+        </w:rPr>
+        <w:t>il decreto  → continuazione</w:t>
+      </w:r>
+    </w:p>
+    <w:p>
+      <w:pPr>
+        <w:rPr>
+          <w:b/>
+          <w:bCs/>
+        </w:rPr>
+      </w:pPr>
+      <w:r>
+        <w:rPr>
+          <w:b/>
+          <w:bCs/>
+        </w:rPr>
+        <w:t>RITENUTO    → inizio blocco RITENUTO</w:t>
+      </w:r>
+    </w:p>
+    <w:p>
+      <w:pPr>
+        <w:rPr>
+          <w:b/>
+          <w:bCs/>
+        </w:rPr>
+      </w:pPr>
+      <w:r>
+        <w:rPr>
+          <w:b/>
+          <w:bCs/>
+        </w:rPr>
+        <w:t>opportuno   → continuazione</w:t>
+      </w:r>
+    </w:p>
+    <w:p>
+      <w:r>
+        <w:t>Quindi ad ogni parola viene assegnata un’</w:t>
+      </w:r>
+      <w:r>
+        <w:t xml:space="preserve"> etichett</w:t>
+      </w:r>
+      <w:r>
+        <w:t>a</w:t>
+      </w:r>
+      <w:r>
+        <w:t xml:space="preserve"> </w:t>
+      </w:r>
+      <w:r>
+        <w:t xml:space="preserve">deve </w:t>
+      </w:r>
+      <w:r>
+        <w:t>seguire lo schema BIO:</w:t>
+      </w:r>
+    </w:p>
+    <w:p>
+      <w:pPr>
+        <w:numPr>
+          <w:ilvl w:val="0"/>
+          <w:numId w:val="13"/>
+        </w:numPr>
+      </w:pPr>
+      <w:r>
+        <w:t>B-VISTO: primo token del blocco VISTO;</w:t>
+      </w:r>
+    </w:p>
+    <w:p>
+      <w:pPr>
+        <w:numPr>
+          <w:ilvl w:val="0"/>
+          <w:numId w:val="13"/>
+        </w:numPr>
+      </w:pPr>
+      <w:r>
+        <w:t>I-VISTO: resto del blocco;</w:t>
+      </w:r>
+    </w:p>
+    <w:p>
+      <w:pPr>
+        <w:numPr>
+          <w:ilvl w:val="0"/>
+          <w:numId w:val="13"/>
+        </w:numPr>
+      </w:pPr>
+      <w:r>
+        <w:t>O: al di fuori della narrativa</w:t>
+      </w:r>
+    </w:p>
+    <w:p>
+      <w:r>
+        <w:t>Esempio:</w:t>
+      </w:r>
+    </w:p>
+    <w:p>
+      <w:r>
+        <w:t>La Giunta, acquisiti i pareri, VISTO il D.Lgs. 267/2000...</w:t>
+      </w:r>
+    </w:p>
+    <w:p>
+      <w:r>
+        <w:t>O O O O O B-VISTO I-VISTO I-VISTO...</w:t>
+      </w:r>
+    </w:p>
+    <w:p>
+      <w:r>
+        <w:t>Il modello può così individuare VISTO anche a metà dell’elemento e spezzare correttamente il testo in quel punto.</w:t>
+      </w:r>
+    </w:p>
+    <w:p>
+      <w:pPr>
+        <w:rPr>
+          <w:b/>
+          <w:bCs/>
+        </w:rPr>
+      </w:pPr>
+      <w:r>
+        <w:rPr>
+          <w:b/>
+          <w:bCs/>
+        </w:rPr>
+        <w:t>Come usare JSON e Markdown</w:t>
+      </w:r>
+    </w:p>
+    <w:p>
+      <w:r>
+        <w:t>Per ciascuno dei 10 PDF golden:</w:t>
+      </w:r>
+    </w:p>
+    <w:p>
+      <w:pPr>
+        <w:numPr>
+          <w:ilvl w:val="0"/>
+          <w:numId w:val="14"/>
+        </w:numPr>
+      </w:pPr>
+      <w:r>
+        <w:t>si produce Docling JSON;</w:t>
+      </w:r>
+    </w:p>
+    <w:p>
+      <w:pPr>
+        <w:numPr>
+          <w:ilvl w:val="0"/>
+          <w:numId w:val="14"/>
+        </w:numPr>
+      </w:pPr>
+      <w:r>
+        <w:t>si produce Docling Markdown;</w:t>
+      </w:r>
+    </w:p>
+    <w:p>
+      <w:pPr>
+        <w:numPr>
+          <w:ilvl w:val="0"/>
+          <w:numId w:val="14"/>
+        </w:numPr>
+      </w:pPr>
+      <w:r>
+        <w:t>si produce OpenDataLoader JSON;</w:t>
+      </w:r>
+    </w:p>
+    <w:p>
+      <w:pPr>
+        <w:numPr>
+          <w:ilvl w:val="0"/>
+          <w:numId w:val="14"/>
+        </w:numPr>
+      </w:pPr>
+      <w:r>
+        <w:t>si produce OpenDataLoader Markdown;</w:t>
+      </w:r>
+    </w:p>
+    <w:p>
+      <w:pPr>
+        <w:numPr>
+          <w:ilvl w:val="0"/>
+          <w:numId w:val="14"/>
+        </w:numPr>
+      </w:pPr>
+      <w:r>
+        <w:t>il testo di ogni rappresentazione viene allineato ai blocchi di golden_delibere.csv;</w:t>
+      </w:r>
+    </w:p>
+    <w:p>
+      <w:pPr>
+        <w:numPr>
+          <w:ilvl w:val="0"/>
+          <w:numId w:val="14"/>
+        </w:numPr>
+      </w:pPr>
+      <w:r>
+        <w:t>le etichette BIO del golden vengono trasferite ai token o agli elementi estratti;</w:t>
+      </w:r>
+    </w:p>
+    <w:p>
+      <w:pPr>
+        <w:numPr>
+          <w:ilvl w:val="0"/>
+          <w:numId w:val="14"/>
+        </w:numPr>
+      </w:pPr>
+      <w:r>
+        <w:t>si addestra e valuta lo stesso classificatore sulle quattro rappresentazioni.</w:t>
+      </w:r>
+    </w:p>
+    <w:p>
+      <w:r>
+        <w:t>Non si “allena il JSON”: si addestra il classificatore sul testo e sulle informazioni strutturali contenute nel JSON o nel Markdown.</w:t>
+      </w:r>
+    </w:p>
+    <w:p>
+      <w:r>
+        <w:t>Il JSON può offrire:</w:t>
+      </w:r>
+    </w:p>
+    <w:p>
+      <w:pPr>
+        <w:numPr>
+          <w:ilvl w:val="0"/>
+          <w:numId w:val="15"/>
+        </w:numPr>
+      </w:pPr>
+      <w:r>
+        <w:t>ruolo dell’elemento;</w:t>
+      </w:r>
+    </w:p>
+    <w:p>
+      <w:pPr>
+        <w:numPr>
+          <w:ilvl w:val="0"/>
+          <w:numId w:val="15"/>
+        </w:numPr>
+      </w:pPr>
+      <w:r>
+        <w:t>bounding box;</w:t>
+      </w:r>
+    </w:p>
+    <w:p>
+      <w:pPr>
+        <w:numPr>
+          <w:ilvl w:val="0"/>
+          <w:numId w:val="15"/>
+        </w:numPr>
+      </w:pPr>
+      <w:r>
+        <w:t>pagina;</w:t>
+      </w:r>
+    </w:p>
+    <w:p>
+      <w:pPr>
+        <w:numPr>
+          <w:ilvl w:val="0"/>
+          <w:numId w:val="15"/>
+        </w:numPr>
+      </w:pPr>
+      <w:r>
+        <w:lastRenderedPageBreak/>
+        <w:t>posizione;</w:t>
+      </w:r>
+    </w:p>
+    <w:p>
+      <w:pPr>
+        <w:numPr>
+          <w:ilvl w:val="0"/>
+          <w:numId w:val="15"/>
+        </w:numPr>
+      </w:pPr>
+      <w:r>
+        <w:t>intestazione, lista o paragrafo;</w:t>
+      </w:r>
+    </w:p>
+    <w:p>
+      <w:pPr>
+        <w:numPr>
+          <w:ilvl w:val="0"/>
+          <w:numId w:val="15"/>
+        </w:numPr>
+      </w:pPr>
+      <w:r>
+        <w:t>centratura e caratteristiche tipografiche.</w:t>
+      </w:r>
+    </w:p>
+    <w:p>
+      <w:r>
+        <w:t>Il Markdown offre principalmente:</w:t>
+      </w:r>
+    </w:p>
+    <w:p>
+      <w:pPr>
+        <w:numPr>
+          <w:ilvl w:val="0"/>
+          <w:numId w:val="16"/>
+        </w:numPr>
+      </w:pPr>
+      <w:r>
+        <w:t>testo;</w:t>
+      </w:r>
+    </w:p>
+    <w:p>
+      <w:pPr>
+        <w:numPr>
+          <w:ilvl w:val="0"/>
+          <w:numId w:val="16"/>
+        </w:numPr>
+      </w:pPr>
+      <w:r>
+        <w:t>titoli;</w:t>
+      </w:r>
+    </w:p>
+    <w:p>
+      <w:pPr>
+        <w:numPr>
+          <w:ilvl w:val="0"/>
+          <w:numId w:val="16"/>
+        </w:numPr>
+      </w:pPr>
+      <w:r>
+        <w:t>liste;</w:t>
+      </w:r>
+    </w:p>
+    <w:p>
+      <w:pPr>
+        <w:numPr>
+          <w:ilvl w:val="0"/>
+          <w:numId w:val="16"/>
+        </w:numPr>
+      </w:pPr>
+      <w:r>
+        <w:t>ordine lineare.</w:t>
+      </w:r>
+    </w:p>
+    <w:p>
+      <w:r>
+        <w:t>Il confronto stabilisce quale rappresentazione consente al classificatore di ricostruire meglio il golden.</w:t>
       </w:r>
     </w:p>
     <w:p>
@@ -2316,7 +1843,19 @@
     </w:p>
     <w:p>
       <w:r>
-        <w:t>Per confrontare regole, SVM e BERT sui quattro formati userei:</w:t>
+        <w:t xml:space="preserve">Per confrontare </w:t>
+      </w:r>
+      <w:r>
+        <w:t>regressione logidtica</w:t>
+      </w:r>
+      <w:r>
+        <w:t xml:space="preserve">, SVM e </w:t>
+      </w:r>
+      <w:r>
+        <w:t xml:space="preserve">naive bayes </w:t>
+      </w:r>
+      <w:r>
+        <w:t>sui quattro formati userei:</w:t>
       </w:r>
     </w:p>
     <w:p>
@@ -2354,13 +1893,8 @@
           <w:numId w:val="20"/>
         </w:numPr>
       </w:pPr>
-      <w:proofErr w:type="spellStart"/>
-      <w:r>
-        <w:t>exact</w:t>
-      </w:r>
-      <w:proofErr w:type="spellEnd"/>
-      <w:r>
-        <w:t xml:space="preserve"> match dei segmenti;</w:t>
+      <w:r>
+        <w:t>exact match dei segmenti;</w:t>
       </w:r>
     </w:p>
     <w:p>
@@ -2370,30 +1904,8 @@
           <w:numId w:val="20"/>
         </w:numPr>
       </w:pPr>
-      <w:proofErr w:type="spellStart"/>
-      <w:r>
-        <w:lastRenderedPageBreak/>
-        <w:t>sequence</w:t>
-      </w:r>
-      <w:proofErr w:type="spellEnd"/>
-      <w:r>
-        <w:t xml:space="preserve"> </w:t>
-      </w:r>
-      <w:proofErr w:type="spellStart"/>
-      <w:r>
-        <w:t>edit</w:t>
-      </w:r>
-      <w:proofErr w:type="spellEnd"/>
-      <w:r>
-        <w:t xml:space="preserve"> </w:t>
-      </w:r>
-      <w:proofErr w:type="spellStart"/>
-      <w:r>
-        <w:t>distance</w:t>
-      </w:r>
-      <w:proofErr w:type="spellEnd"/>
-      <w:r>
-        <w:t>;</w:t>
+      <w:r>
+        <w:t>sequence edit distance;</w:t>
       </w:r>
     </w:p>
     <w:p>
@@ -2430,13 +1942,8 @@
       </w:r>
     </w:p>
     <w:p>
-      <w:proofErr w:type="spellStart"/>
-      <w:r>
-        <w:t>Ollama</w:t>
-      </w:r>
-      <w:proofErr w:type="spellEnd"/>
-      <w:r>
-        <w:t xml:space="preserve"> resterebbe un audit qualitativo aggiuntivo. La valutazione principale diventerebbe quella supervisionata rispetto al tuo golden completo.</w:t>
+      <w:r>
+        <w:t>Ollama resterebbe un audit qualitativo aggiuntivo. La valutazione principale diventerebbe quella supervisionata rispetto al tuo golden completo.</w:t>
       </w:r>
     </w:p>
     <w:p>
@@ -2495,16 +2002,198 @@
         <w:rPr>
           <w:lang w:val="en-US"/>
         </w:rPr>
-        <w:t xml:space="preserve">Work </w:t>
-      </w:r>
-      <w:proofErr w:type="spellStart"/>
-      <w:r>
+        <w:t>Work locallyLocal</w:t>
+      </w:r>
+    </w:p>
+    <w:p>
+      <w:pPr>
         <w:rPr>
           <w:lang w:val="en-US"/>
         </w:rPr>
-        <w:t>locallyLocal</w:t>
-      </w:r>
-      <w:proofErr w:type="spellEnd"/>
+      </w:pPr>
+      <w:r>
+        <w:rPr>
+          <w:lang w:val="en-US"/>
+        </w:rPr>
+        <w:lastRenderedPageBreak/>
+        <w:drawing>
+          <wp:inline distT="0" distB="0" distL="0" distR="0" wp14:anchorId="742582B7" wp14:editId="37682084">
+            <wp:extent cx="6120130" cy="4531360"/>
+            <wp:effectExtent l="0" t="0" r="0" b="2540"/>
+            <wp:docPr id="134970151" name="Immagine 1"/>
+            <wp:cNvGraphicFramePr>
+              <a:graphicFrameLocks xmlns:a="http://schemas.openxmlformats.org/drawingml/2006/main" noChangeAspect="1"/>
+            </wp:cNvGraphicFramePr>
+            <a:graphic xmlns:a="http://schemas.openxmlformats.org/drawingml/2006/main">
+              <a:graphicData uri="http://schemas.openxmlformats.org/drawingml/2006/picture">
+                <pic:pic xmlns:pic="http://schemas.openxmlformats.org/drawingml/2006/picture">
+                  <pic:nvPicPr>
+                    <pic:cNvPr id="134970151" name=""/>
+                    <pic:cNvPicPr/>
+                  </pic:nvPicPr>
+                  <pic:blipFill>
+                    <a:blip r:embed="rId5"/>
+                    <a:stretch>
+                      <a:fillRect/>
+                    </a:stretch>
+                  </pic:blipFill>
+                  <pic:spPr>
+                    <a:xfrm>
+                      <a:off x="0" y="0"/>
+                      <a:ext cx="6120130" cy="4531360"/>
+                    </a:xfrm>
+                    <a:prstGeom prst="rect">
+                      <a:avLst/>
+                    </a:prstGeom>
+                  </pic:spPr>
+                </pic:pic>
+              </a:graphicData>
+            </a:graphic>
+          </wp:inline>
+        </w:drawing>
+      </w:r>
+    </w:p>
+    <w:p>
+      <w:pPr>
+        <w:rPr>
+          <w:lang w:val="en-US"/>
+        </w:rPr>
+      </w:pPr>
+      <w:r>
+        <w:rPr>
+          <w:lang w:val="en-US"/>
+        </w:rPr>
+        <w:drawing>
+          <wp:inline distT="0" distB="0" distL="0" distR="0" wp14:anchorId="71DE40F5" wp14:editId="0CFA4268">
+            <wp:extent cx="6120130" cy="2951480"/>
+            <wp:effectExtent l="0" t="0" r="0" b="1270"/>
+            <wp:docPr id="418639447" name="Immagine 1"/>
+            <wp:cNvGraphicFramePr>
+              <a:graphicFrameLocks xmlns:a="http://schemas.openxmlformats.org/drawingml/2006/main" noChangeAspect="1"/>
+            </wp:cNvGraphicFramePr>
+            <a:graphic xmlns:a="http://schemas.openxmlformats.org/drawingml/2006/main">
+              <a:graphicData uri="http://schemas.openxmlformats.org/drawingml/2006/picture">
+                <pic:pic xmlns:pic="http://schemas.openxmlformats.org/drawingml/2006/picture">
+                  <pic:nvPicPr>
+                    <pic:cNvPr id="418639447" name=""/>
+                    <pic:cNvPicPr/>
+                  </pic:nvPicPr>
+                  <pic:blipFill>
+                    <a:blip r:embed="rId6"/>
+                    <a:stretch>
+                      <a:fillRect/>
+                    </a:stretch>
+                  </pic:blipFill>
+                  <pic:spPr>
+                    <a:xfrm>
+                      <a:off x="0" y="0"/>
+                      <a:ext cx="6120130" cy="2951480"/>
+                    </a:xfrm>
+                    <a:prstGeom prst="rect">
+                      <a:avLst/>
+                    </a:prstGeom>
+                  </pic:spPr>
+                </pic:pic>
+              </a:graphicData>
+            </a:graphic>
+          </wp:inline>
+        </w:drawing>
+      </w:r>
+    </w:p>
+    <w:p>
+      <w:pPr>
+        <w:rPr>
+          <w:lang w:val="en-US"/>
+        </w:rPr>
+      </w:pPr>
+      <w:r>
+        <w:rPr>
+          <w:lang w:val="en-US"/>
+        </w:rPr>
+        <w:lastRenderedPageBreak/>
+        <w:drawing>
+          <wp:inline distT="0" distB="0" distL="0" distR="0" wp14:anchorId="4812DED3" wp14:editId="2EB045C0">
+            <wp:extent cx="3876890" cy="3213579"/>
+            <wp:effectExtent l="0" t="0" r="0" b="6350"/>
+            <wp:docPr id="1678043584" name="Immagine 1"/>
+            <wp:cNvGraphicFramePr>
+              <a:graphicFrameLocks xmlns:a="http://schemas.openxmlformats.org/drawingml/2006/main" noChangeAspect="1"/>
+            </wp:cNvGraphicFramePr>
+            <a:graphic xmlns:a="http://schemas.openxmlformats.org/drawingml/2006/main">
+              <a:graphicData uri="http://schemas.openxmlformats.org/drawingml/2006/picture">
+                <pic:pic xmlns:pic="http://schemas.openxmlformats.org/drawingml/2006/picture">
+                  <pic:nvPicPr>
+                    <pic:cNvPr id="1678043584" name=""/>
+                    <pic:cNvPicPr/>
+                  </pic:nvPicPr>
+                  <pic:blipFill>
+                    <a:blip r:embed="rId7"/>
+                    <a:stretch>
+                      <a:fillRect/>
+                    </a:stretch>
+                  </pic:blipFill>
+                  <pic:spPr>
+                    <a:xfrm>
+                      <a:off x="0" y="0"/>
+                      <a:ext cx="3881087" cy="3217058"/>
+                    </a:xfrm>
+                    <a:prstGeom prst="rect">
+                      <a:avLst/>
+                    </a:prstGeom>
+                  </pic:spPr>
+                </pic:pic>
+              </a:graphicData>
+            </a:graphic>
+          </wp:inline>
+        </w:drawing>
+      </w:r>
+    </w:p>
+    <w:p>
+      <w:pPr>
+        <w:rPr>
+          <w:lang w:val="en-US"/>
+        </w:rPr>
+      </w:pPr>
+      <w:r>
+        <w:rPr>
+          <w:lang w:val="en-US"/>
+        </w:rPr>
+        <w:drawing>
+          <wp:inline distT="0" distB="0" distL="0" distR="0" wp14:anchorId="382AEA2B" wp14:editId="616635DB">
+            <wp:extent cx="4781796" cy="4102311"/>
+            <wp:effectExtent l="0" t="0" r="0" b="0"/>
+            <wp:docPr id="166999090" name="Immagine 1"/>
+            <wp:cNvGraphicFramePr>
+              <a:graphicFrameLocks xmlns:a="http://schemas.openxmlformats.org/drawingml/2006/main" noChangeAspect="1"/>
+            </wp:cNvGraphicFramePr>
+            <a:graphic xmlns:a="http://schemas.openxmlformats.org/drawingml/2006/main">
+              <a:graphicData uri="http://schemas.openxmlformats.org/drawingml/2006/picture">
+                <pic:pic xmlns:pic="http://schemas.openxmlformats.org/drawingml/2006/picture">
+                  <pic:nvPicPr>
+                    <pic:cNvPr id="166999090" name=""/>
+                    <pic:cNvPicPr/>
+                  </pic:nvPicPr>
+                  <pic:blipFill>
+                    <a:blip r:embed="rId8"/>
+                    <a:stretch>
+                      <a:fillRect/>
+                    </a:stretch>
+                  </pic:blipFill>
+                  <pic:spPr>
+                    <a:xfrm>
+                      <a:off x="0" y="0"/>
+                      <a:ext cx="4781796" cy="4102311"/>
+                    </a:xfrm>
+                    <a:prstGeom prst="rect">
+                      <a:avLst/>
+                    </a:prstGeom>
+                  </pic:spPr>
+                </pic:pic>
+              </a:graphicData>
+            </a:graphic>
+          </wp:inline>
+        </w:drawing>
+      </w:r>
     </w:p>
     <w:p>
       <w:pPr>
@@ -2675,6 +2364,119 @@
     </w:lvl>
   </w:abstractNum>
   <w:abstractNum w:abstractNumId="1" w15:restartNumberingAfterBreak="0">
+    <w:nsid w:val="0CA676E3"/>
+    <w:multiLevelType w:val="multilevel"/>
+    <w:tmpl w:val="650E692C"/>
+    <w:lvl w:ilvl="0">
+      <w:start w:val="1"/>
+      <w:numFmt w:val="decimal"/>
+      <w:lvlText w:val="%1."/>
+      <w:lvlJc w:val="left"/>
+      <w:pPr>
+        <w:tabs>
+          <w:tab w:val="num" w:pos="720"/>
+        </w:tabs>
+        <w:ind w:left="720" w:hanging="360"/>
+      </w:pPr>
+    </w:lvl>
+    <w:lvl w:ilvl="1" w:tentative="1">
+      <w:start w:val="1"/>
+      <w:numFmt w:val="decimal"/>
+      <w:lvlText w:val="%2."/>
+      <w:lvlJc w:val="left"/>
+      <w:pPr>
+        <w:tabs>
+          <w:tab w:val="num" w:pos="1440"/>
+        </w:tabs>
+        <w:ind w:left="1440" w:hanging="360"/>
+      </w:pPr>
+    </w:lvl>
+    <w:lvl w:ilvl="2" w:tentative="1">
+      <w:start w:val="1"/>
+      <w:numFmt w:val="decimal"/>
+      <w:lvlText w:val="%3."/>
+      <w:lvlJc w:val="left"/>
+      <w:pPr>
+        <w:tabs>
+          <w:tab w:val="num" w:pos="2160"/>
+        </w:tabs>
+        <w:ind w:left="2160" w:hanging="360"/>
+      </w:pPr>
+    </w:lvl>
+    <w:lvl w:ilvl="3" w:tentative="1">
+      <w:start w:val="1"/>
+      <w:numFmt w:val="decimal"/>
+      <w:lvlText w:val="%4."/>
+      <w:lvlJc w:val="left"/>
+      <w:pPr>
+        <w:tabs>
+          <w:tab w:val="num" w:pos="2880"/>
+        </w:tabs>
+        <w:ind w:left="2880" w:hanging="360"/>
+      </w:pPr>
+    </w:lvl>
+    <w:lvl w:ilvl="4" w:tentative="1">
+      <w:start w:val="1"/>
+      <w:numFmt w:val="decimal"/>
+      <w:lvlText w:val="%5."/>
+      <w:lvlJc w:val="left"/>
+      <w:pPr>
+        <w:tabs>
+          <w:tab w:val="num" w:pos="3600"/>
+        </w:tabs>
+        <w:ind w:left="3600" w:hanging="360"/>
+      </w:pPr>
+    </w:lvl>
+    <w:lvl w:ilvl="5" w:tentative="1">
+      <w:start w:val="1"/>
+      <w:numFmt w:val="decimal"/>
+      <w:lvlText w:val="%6."/>
+      <w:lvlJc w:val="left"/>
+      <w:pPr>
+        <w:tabs>
+          <w:tab w:val="num" w:pos="4320"/>
+        </w:tabs>
+        <w:ind w:left="4320" w:hanging="360"/>
+      </w:pPr>
+    </w:lvl>
+    <w:lvl w:ilvl="6" w:tentative="1">
+      <w:start w:val="1"/>
+      <w:numFmt w:val="decimal"/>
+      <w:lvlText w:val="%7."/>
+      <w:lvlJc w:val="left"/>
+      <w:pPr>
+        <w:tabs>
+          <w:tab w:val="num" w:pos="5040"/>
+        </w:tabs>
+        <w:ind w:left="5040" w:hanging="360"/>
+      </w:pPr>
+    </w:lvl>
+    <w:lvl w:ilvl="7" w:tentative="1">
+      <w:start w:val="1"/>
+      <w:numFmt w:val="decimal"/>
+      <w:lvlText w:val="%8."/>
+      <w:lvlJc w:val="left"/>
+      <w:pPr>
+        <w:tabs>
+          <w:tab w:val="num" w:pos="5760"/>
+        </w:tabs>
+        <w:ind w:left="5760" w:hanging="360"/>
+      </w:pPr>
+    </w:lvl>
+    <w:lvl w:ilvl="8" w:tentative="1">
+      <w:start w:val="1"/>
+      <w:numFmt w:val="decimal"/>
+      <w:lvlText w:val="%9."/>
+      <w:lvlJc w:val="left"/>
+      <w:pPr>
+        <w:tabs>
+          <w:tab w:val="num" w:pos="6480"/>
+        </w:tabs>
+        <w:ind w:left="6480" w:hanging="360"/>
+      </w:pPr>
+    </w:lvl>
+  </w:abstractNum>
+  <w:abstractNum w:abstractNumId="2" w15:restartNumberingAfterBreak="0">
     <w:nsid w:val="1FCF7685"/>
     <w:multiLevelType w:val="multilevel"/>
     <w:tmpl w:val="1BB2C884"/>
@@ -2823,7 +2625,7 @@
       </w:rPr>
     </w:lvl>
   </w:abstractNum>
-  <w:abstractNum w:abstractNumId="2" w15:restartNumberingAfterBreak="0">
+  <w:abstractNum w:abstractNumId="3" w15:restartNumberingAfterBreak="0">
     <w:nsid w:val="235B2304"/>
     <w:multiLevelType w:val="multilevel"/>
     <w:tmpl w:val="33DE5834"/>
@@ -2972,7 +2774,7 @@
       </w:rPr>
     </w:lvl>
   </w:abstractNum>
-  <w:abstractNum w:abstractNumId="3" w15:restartNumberingAfterBreak="0">
+  <w:abstractNum w:abstractNumId="4" w15:restartNumberingAfterBreak="0">
     <w:nsid w:val="23B93307"/>
     <w:multiLevelType w:val="multilevel"/>
     <w:tmpl w:val="C54CAA3E"/>
@@ -3121,7 +2923,7 @@
       </w:rPr>
     </w:lvl>
   </w:abstractNum>
-  <w:abstractNum w:abstractNumId="4" w15:restartNumberingAfterBreak="0">
+  <w:abstractNum w:abstractNumId="5" w15:restartNumberingAfterBreak="0">
     <w:nsid w:val="48CC79D5"/>
     <w:multiLevelType w:val="multilevel"/>
     <w:tmpl w:val="8B2C90C8"/>
@@ -3234,7 +3036,7 @@
       </w:pPr>
     </w:lvl>
   </w:abstractNum>
-  <w:abstractNum w:abstractNumId="5" w15:restartNumberingAfterBreak="0">
+  <w:abstractNum w:abstractNumId="6" w15:restartNumberingAfterBreak="0">
     <w:nsid w:val="4B262D68"/>
     <w:multiLevelType w:val="multilevel"/>
     <w:tmpl w:val="6FB259BA"/>
@@ -3351,7 +3153,7 @@
       </w:pPr>
     </w:lvl>
   </w:abstractNum>
-  <w:abstractNum w:abstractNumId="6" w15:restartNumberingAfterBreak="0">
+  <w:abstractNum w:abstractNumId="7" w15:restartNumberingAfterBreak="0">
     <w:nsid w:val="510E4770"/>
     <w:multiLevelType w:val="multilevel"/>
     <w:tmpl w:val="A8EE37B0"/>
@@ -3500,7 +3302,120 @@
       </w:rPr>
     </w:lvl>
   </w:abstractNum>
-  <w:abstractNum w:abstractNumId="7" w15:restartNumberingAfterBreak="0">
+  <w:abstractNum w:abstractNumId="8" w15:restartNumberingAfterBreak="0">
+    <w:nsid w:val="57995DC6"/>
+    <w:multiLevelType w:val="multilevel"/>
+    <w:tmpl w:val="8D12906A"/>
+    <w:lvl w:ilvl="0">
+      <w:start w:val="3"/>
+      <w:numFmt w:val="decimal"/>
+      <w:lvlText w:val="%1."/>
+      <w:lvlJc w:val="left"/>
+      <w:pPr>
+        <w:tabs>
+          <w:tab w:val="num" w:pos="720"/>
+        </w:tabs>
+        <w:ind w:left="720" w:hanging="360"/>
+      </w:pPr>
+    </w:lvl>
+    <w:lvl w:ilvl="1" w:tentative="1">
+      <w:start w:val="1"/>
+      <w:numFmt w:val="decimal"/>
+      <w:lvlText w:val="%2."/>
+      <w:lvlJc w:val="left"/>
+      <w:pPr>
+        <w:tabs>
+          <w:tab w:val="num" w:pos="1440"/>
+        </w:tabs>
+        <w:ind w:left="1440" w:hanging="360"/>
+      </w:pPr>
+    </w:lvl>
+    <w:lvl w:ilvl="2" w:tentative="1">
+      <w:start w:val="1"/>
+      <w:numFmt w:val="decimal"/>
+      <w:lvlText w:val="%3."/>
+      <w:lvlJc w:val="left"/>
+      <w:pPr>
+        <w:tabs>
+          <w:tab w:val="num" w:pos="2160"/>
+        </w:tabs>
+        <w:ind w:left="2160" w:hanging="360"/>
+      </w:pPr>
+    </w:lvl>
+    <w:lvl w:ilvl="3" w:tentative="1">
+      <w:start w:val="1"/>
+      <w:numFmt w:val="decimal"/>
+      <w:lvlText w:val="%4."/>
+      <w:lvlJc w:val="left"/>
+      <w:pPr>
+        <w:tabs>
+          <w:tab w:val="num" w:pos="2880"/>
+        </w:tabs>
+        <w:ind w:left="2880" w:hanging="360"/>
+      </w:pPr>
+    </w:lvl>
+    <w:lvl w:ilvl="4" w:tentative="1">
+      <w:start w:val="1"/>
+      <w:numFmt w:val="decimal"/>
+      <w:lvlText w:val="%5."/>
+      <w:lvlJc w:val="left"/>
+      <w:pPr>
+        <w:tabs>
+          <w:tab w:val="num" w:pos="3600"/>
+        </w:tabs>
+        <w:ind w:left="3600" w:hanging="360"/>
+      </w:pPr>
+    </w:lvl>
+    <w:lvl w:ilvl="5" w:tentative="1">
+      <w:start w:val="1"/>
+      <w:numFmt w:val="decimal"/>
+      <w:lvlText w:val="%6."/>
+      <w:lvlJc w:val="left"/>
+      <w:pPr>
+        <w:tabs>
+          <w:tab w:val="num" w:pos="4320"/>
+        </w:tabs>
+        <w:ind w:left="4320" w:hanging="360"/>
+      </w:pPr>
+    </w:lvl>
+    <w:lvl w:ilvl="6" w:tentative="1">
+      <w:start w:val="1"/>
+      <w:numFmt w:val="decimal"/>
+      <w:lvlText w:val="%7."/>
+      <w:lvlJc w:val="left"/>
+      <w:pPr>
+        <w:tabs>
+          <w:tab w:val="num" w:pos="5040"/>
+        </w:tabs>
+        <w:ind w:left="5040" w:hanging="360"/>
+      </w:pPr>
+    </w:lvl>
+    <w:lvl w:ilvl="7" w:tentative="1">
+      <w:start w:val="1"/>
+      <w:numFmt w:val="decimal"/>
+      <w:lvlText w:val="%8."/>
+      <w:lvlJc w:val="left"/>
+      <w:pPr>
+        <w:tabs>
+          <w:tab w:val="num" w:pos="5760"/>
+        </w:tabs>
+        <w:ind w:left="5760" w:hanging="360"/>
+      </w:pPr>
+    </w:lvl>
+    <w:lvl w:ilvl="8" w:tentative="1">
+      <w:start w:val="1"/>
+      <w:numFmt w:val="decimal"/>
+      <w:lvlText w:val="%9."/>
+      <w:lvlJc w:val="left"/>
+      <w:pPr>
+        <w:tabs>
+          <w:tab w:val="num" w:pos="6480"/>
+        </w:tabs>
+        <w:ind w:left="6480" w:hanging="360"/>
+      </w:pPr>
+    </w:lvl>
+  </w:abstractNum>
+  <w:abstractNum w:abstractNumId="9" w15:restartNumberingAfterBreak="0">
     <w:nsid w:val="5980445D"/>
     <w:multiLevelType w:val="multilevel"/>
     <w:tmpl w:val="F0F6B748"/>
@@ -3649,7 +3564,7 @@
       </w:rPr>
     </w:lvl>
   </w:abstractNum>
-  <w:abstractNum w:abstractNumId="8" w15:restartNumberingAfterBreak="0">
+  <w:abstractNum w:abstractNumId="10" w15:restartNumberingAfterBreak="0">
     <w:nsid w:val="5E534F56"/>
     <w:multiLevelType w:val="multilevel"/>
     <w:tmpl w:val="AFA4AD58"/>
@@ -3798,7 +3713,7 @@
       </w:rPr>
     </w:lvl>
   </w:abstractNum>
-  <w:abstractNum w:abstractNumId="9" w15:restartNumberingAfterBreak="0">
+  <w:abstractNum w:abstractNumId="11" w15:restartNumberingAfterBreak="0">
     <w:nsid w:val="60026E56"/>
     <w:multiLevelType w:val="multilevel"/>
     <w:tmpl w:val="349CC5C8"/>
@@ -3911,7 +3826,7 @@
       </w:pPr>
     </w:lvl>
   </w:abstractNum>
-  <w:abstractNum w:abstractNumId="10" w15:restartNumberingAfterBreak="0">
+  <w:abstractNum w:abstractNumId="12" w15:restartNumberingAfterBreak="0">
     <w:nsid w:val="619D00D9"/>
     <w:multiLevelType w:val="multilevel"/>
     <w:tmpl w:val="7EDC3A4A"/>
@@ -4024,7 +3939,7 @@
       </w:pPr>
     </w:lvl>
   </w:abstractNum>
-  <w:abstractNum w:abstractNumId="11" w15:restartNumberingAfterBreak="0">
+  <w:abstractNum w:abstractNumId="13" w15:restartNumberingAfterBreak="0">
     <w:nsid w:val="6C7D410E"/>
     <w:multiLevelType w:val="multilevel"/>
     <w:tmpl w:val="C9881DA0"/>
@@ -4173,7 +4088,7 @@
       </w:rPr>
     </w:lvl>
   </w:abstractNum>
-  <w:abstractNum w:abstractNumId="12" w15:restartNumberingAfterBreak="0">
+  <w:abstractNum w:abstractNumId="14" w15:restartNumberingAfterBreak="0">
     <w:nsid w:val="6C9B4A44"/>
     <w:multiLevelType w:val="multilevel"/>
     <w:tmpl w:val="C9FC47CA"/>
@@ -4322,7 +4237,7 @@
       </w:rPr>
     </w:lvl>
   </w:abstractNum>
-  <w:abstractNum w:abstractNumId="13" w15:restartNumberingAfterBreak="0">
+  <w:abstractNum w:abstractNumId="15" w15:restartNumberingAfterBreak="0">
     <w:nsid w:val="70652F5E"/>
     <w:multiLevelType w:val="multilevel"/>
     <w:tmpl w:val="BE36D4B0"/>
@@ -4471,7 +4386,7 @@
       </w:rPr>
     </w:lvl>
   </w:abstractNum>
-  <w:abstractNum w:abstractNumId="14" w15:restartNumberingAfterBreak="0">
+  <w:abstractNum w:abstractNumId="16" w15:restartNumberingAfterBreak="0">
     <w:nsid w:val="70C218DD"/>
     <w:multiLevelType w:val="multilevel"/>
     <w:tmpl w:val="29B08FE8"/>
@@ -4620,7 +4535,7 @@
       </w:rPr>
     </w:lvl>
   </w:abstractNum>
-  <w:abstractNum w:abstractNumId="15" w15:restartNumberingAfterBreak="0">
+  <w:abstractNum w:abstractNumId="17" w15:restartNumberingAfterBreak="0">
     <w:nsid w:val="71CB4F97"/>
     <w:multiLevelType w:val="multilevel"/>
     <w:tmpl w:val="214CAC8C"/>
@@ -4737,7 +4652,7 @@
       </w:pPr>
     </w:lvl>
   </w:abstractNum>
-  <w:abstractNum w:abstractNumId="16" w15:restartNumberingAfterBreak="0">
+  <w:abstractNum w:abstractNumId="18" w15:restartNumberingAfterBreak="0">
     <w:nsid w:val="73705C9F"/>
     <w:multiLevelType w:val="multilevel"/>
     <w:tmpl w:val="307C88F8"/>
@@ -4886,7 +4801,7 @@
       </w:rPr>
     </w:lvl>
   </w:abstractNum>
-  <w:abstractNum w:abstractNumId="17" w15:restartNumberingAfterBreak="0">
+  <w:abstractNum w:abstractNumId="19" w15:restartNumberingAfterBreak="0">
     <w:nsid w:val="76846E7F"/>
     <w:multiLevelType w:val="multilevel"/>
     <w:tmpl w:val="AFA8379A"/>
@@ -5035,7 +4950,7 @@
       </w:rPr>
     </w:lvl>
   </w:abstractNum>
-  <w:abstractNum w:abstractNumId="18" w15:restartNumberingAfterBreak="0">
+  <w:abstractNum w:abstractNumId="20" w15:restartNumberingAfterBreak="0">
     <w:nsid w:val="76EF0FA1"/>
     <w:multiLevelType w:val="multilevel"/>
     <w:tmpl w:val="7794D228"/>
@@ -5184,7 +5099,233 @@
       </w:rPr>
     </w:lvl>
   </w:abstractNum>
-  <w:abstractNum w:abstractNumId="19" w15:restartNumberingAfterBreak="0">
+  <w:abstractNum w:abstractNumId="21" w15:restartNumberingAfterBreak="0">
+    <w:nsid w:val="774562E0"/>
+    <w:multiLevelType w:val="multilevel"/>
+    <w:tmpl w:val="F4B203C6"/>
+    <w:lvl w:ilvl="0">
+      <w:start w:val="2"/>
+      <w:numFmt w:val="decimal"/>
+      <w:lvlText w:val="%1."/>
+      <w:lvlJc w:val="left"/>
+      <w:pPr>
+        <w:tabs>
+          <w:tab w:val="num" w:pos="720"/>
+        </w:tabs>
+        <w:ind w:left="720" w:hanging="360"/>
+      </w:pPr>
+    </w:lvl>
+    <w:lvl w:ilvl="1" w:tentative="1">
+      <w:start w:val="1"/>
+      <w:numFmt w:val="decimal"/>
+      <w:lvlText w:val="%2."/>
+      <w:lvlJc w:val="left"/>
+      <w:pPr>
+        <w:tabs>
+          <w:tab w:val="num" w:pos="1440"/>
+        </w:tabs>
+        <w:ind w:left="1440" w:hanging="360"/>
+      </w:pPr>
+    </w:lvl>
+    <w:lvl w:ilvl="2" w:tentative="1">
+      <w:start w:val="1"/>
+      <w:numFmt w:val="decimal"/>
+      <w:lvlText w:val="%3."/>
+      <w:lvlJc w:val="left"/>
+      <w:pPr>
+        <w:tabs>
+          <w:tab w:val="num" w:pos="2160"/>
+        </w:tabs>
+        <w:ind w:left="2160" w:hanging="360"/>
+      </w:pPr>
+    </w:lvl>
+    <w:lvl w:ilvl="3" w:tentative="1">
+      <w:start w:val="1"/>
+      <w:numFmt w:val="decimal"/>
+      <w:lvlText w:val="%4."/>
+      <w:lvlJc w:val="left"/>
+      <w:pPr>
+        <w:tabs>
+          <w:tab w:val="num" w:pos="2880"/>
+        </w:tabs>
+        <w:ind w:left="2880" w:hanging="360"/>
+      </w:pPr>
+    </w:lvl>
+    <w:lvl w:ilvl="4" w:tentative="1">
+      <w:start w:val="1"/>
+      <w:numFmt w:val="decimal"/>
+      <w:lvlText w:val="%5."/>
+      <w:lvlJc w:val="left"/>
+      <w:pPr>
+        <w:tabs>
+          <w:tab w:val="num" w:pos="3600"/>
+        </w:tabs>
+        <w:ind w:left="3600" w:hanging="360"/>
+      </w:pPr>
+    </w:lvl>
+    <w:lvl w:ilvl="5" w:tentative="1">
+      <w:start w:val="1"/>
+      <w:numFmt w:val="decimal"/>
+      <w:lvlText w:val="%6."/>
+      <w:lvlJc w:val="left"/>
+      <w:pPr>
+        <w:tabs>
+          <w:tab w:val="num" w:pos="4320"/>
+        </w:tabs>
+        <w:ind w:left="4320" w:hanging="360"/>
+      </w:pPr>
+    </w:lvl>
+    <w:lvl w:ilvl="6" w:tentative="1">
+      <w:start w:val="1"/>
+      <w:numFmt w:val="decimal"/>
+      <w:lvlText w:val="%7."/>
+      <w:lvlJc w:val="left"/>
+      <w:pPr>
+        <w:tabs>
+          <w:tab w:val="num" w:pos="5040"/>
+        </w:tabs>
+        <w:ind w:left="5040" w:hanging="360"/>
+      </w:pPr>
+    </w:lvl>
+    <w:lvl w:ilvl="7" w:tentative="1">
+      <w:start w:val="1"/>
+      <w:numFmt w:val="decimal"/>
+      <w:lvlText w:val="%8."/>
+      <w:lvlJc w:val="left"/>
+      <w:pPr>
+        <w:tabs>
+          <w:tab w:val="num" w:pos="5760"/>
+        </w:tabs>
+        <w:ind w:left="5760" w:hanging="360"/>
+      </w:pPr>
+    </w:lvl>
+    <w:lvl w:ilvl="8" w:tentative="1">
+      <w:start w:val="1"/>
+      <w:numFmt w:val="decimal"/>
+      <w:lvlText w:val="%9."/>
+      <w:lvlJc w:val="left"/>
+      <w:pPr>
+        <w:tabs>
+          <w:tab w:val="num" w:pos="6480"/>
+        </w:tabs>
+        <w:ind w:left="6480" w:hanging="360"/>
+      </w:pPr>
+    </w:lvl>
+  </w:abstractNum>
+  <w:abstractNum w:abstractNumId="22" w15:restartNumberingAfterBreak="0">
+    <w:nsid w:val="7C627C9B"/>
+    <w:multiLevelType w:val="hybridMultilevel"/>
+    <w:tmpl w:val="5A1685A0"/>
+    <w:lvl w:ilvl="0" w:tplc="04100001">
+      <w:start w:val="1"/>
+      <w:numFmt w:val="bullet"/>
+      <w:lvlText w:val=""/>
+      <w:lvlJc w:val="left"/>
+      <w:pPr>
+        <w:ind w:left="720" w:hanging="360"/>
+      </w:pPr>
+      <w:rPr>
+        <w:rFonts w:ascii="Symbol" w:hAnsi="Symbol" w:hint="default"/>
+      </w:rPr>
+    </w:lvl>
+    <w:lvl w:ilvl="1" w:tplc="04100003" w:tentative="1">
+      <w:start w:val="1"/>
+      <w:numFmt w:val="bullet"/>
+      <w:lvlText w:val="o"/>
+      <w:lvlJc w:val="left"/>
+      <w:pPr>
+        <w:ind w:left="1440" w:hanging="360"/>
+      </w:pPr>
+      <w:rPr>
+        <w:rFonts w:ascii="Courier New" w:hAnsi="Courier New" w:cs="Courier New" w:hint="default"/>
+      </w:rPr>
+    </w:lvl>
+    <w:lvl w:ilvl="2" w:tplc="04100005" w:tentative="1">
+      <w:start w:val="1"/>
+      <w:numFmt w:val="bullet"/>
+      <w:lvlText w:val=""/>
+      <w:lvlJc w:val="left"/>
+      <w:pPr>
+        <w:ind w:left="2160" w:hanging="360"/>
+      </w:pPr>
+      <w:rPr>
+        <w:rFonts w:ascii="Wingdings" w:hAnsi="Wingdings" w:hint="default"/>
+      </w:rPr>
+    </w:lvl>
+    <w:lvl w:ilvl="3" w:tplc="04100001" w:tentative="1">
+      <w:start w:val="1"/>
+      <w:numFmt w:val="bullet"/>
+      <w:lvlText w:val=""/>
+      <w:lvlJc w:val="left"/>
+      <w:pPr>
+        <w:ind w:left="2880" w:hanging="360"/>
+      </w:pPr>
+      <w:rPr>
+        <w:rFonts w:ascii="Symbol" w:hAnsi="Symbol" w:hint="default"/>
+      </w:rPr>
+    </w:lvl>
+    <w:lvl w:ilvl="4" w:tplc="04100003" w:tentative="1">
+      <w:start w:val="1"/>
+      <w:numFmt w:val="bullet"/>
+      <w:lvlText w:val="o"/>
+      <w:lvlJc w:val="left"/>
+      <w:pPr>
+        <w:ind w:left="3600" w:hanging="360"/>
+      </w:pPr>
+      <w:rPr>
+        <w:rFonts w:ascii="Courier New" w:hAnsi="Courier New" w:cs="Courier New" w:hint="default"/>
+      </w:rPr>
+    </w:lvl>
+    <w:lvl w:ilvl="5" w:tplc="04100005" w:tentative="1">
+      <w:start w:val="1"/>
+      <w:numFmt w:val="bullet"/>
+      <w:lvlText w:val=""/>
+      <w:lvlJc w:val="left"/>
+      <w:pPr>
+        <w:ind w:left="4320" w:hanging="360"/>
+      </w:pPr>
+      <w:rPr>
+        <w:rFonts w:ascii="Wingdings" w:hAnsi="Wingdings" w:hint="default"/>
+      </w:rPr>
+    </w:lvl>
+    <w:lvl w:ilvl="6" w:tplc="04100001" w:tentative="1">
+      <w:start w:val="1"/>
+      <w:numFmt w:val="bullet"/>
+      <w:lvlText w:val=""/>
+      <w:lvlJc w:val="left"/>
+      <w:pPr>
+        <w:ind w:left="5040" w:hanging="360"/>
+      </w:pPr>
+      <w:rPr>
+        <w:rFonts w:ascii="Symbol" w:hAnsi="Symbol" w:hint="default"/>
+      </w:rPr>
+    </w:lvl>
+    <w:lvl w:ilvl="7" w:tplc="04100003" w:tentative="1">
+      <w:start w:val="1"/>
+      <w:numFmt w:val="bullet"/>
+      <w:lvlText w:val="o"/>
+      <w:lvlJc w:val="left"/>
+      <w:pPr>
+        <w:ind w:left="5760" w:hanging="360"/>
+      </w:pPr>
+      <w:rPr>
+        <w:rFonts w:ascii="Courier New" w:hAnsi="Courier New" w:cs="Courier New" w:hint="default"/>
+      </w:rPr>
+    </w:lvl>
+    <w:lvl w:ilvl="8" w:tplc="04100005" w:tentative="1">
+      <w:start w:val="1"/>
+      <w:numFmt w:val="bullet"/>
+      <w:lvlText w:val=""/>
+      <w:lvlJc w:val="left"/>
+      <w:pPr>
+        <w:ind w:left="6480" w:hanging="360"/>
+      </w:pPr>
+      <w:rPr>
+        <w:rFonts w:ascii="Wingdings" w:hAnsi="Wingdings" w:hint="default"/>
+      </w:rPr>
+    </w:lvl>
+  </w:abstractNum>
+  <w:abstractNum w:abstractNumId="23" w15:restartNumberingAfterBreak="0">
     <w:nsid w:val="7EEC7284"/>
     <w:multiLevelType w:val="multilevel"/>
     <w:tmpl w:val="0CCAEE86"/>
@@ -5334,64 +5475,76 @@
     </w:lvl>
   </w:abstractNum>
   <w:num w:numId="1" w16cid:durableId="252016038">
+    <w:abstractNumId w:val="17"/>
+  </w:num>
+  <w:num w:numId="2" w16cid:durableId="335502539">
+    <w:abstractNumId w:val="3"/>
+  </w:num>
+  <w:num w:numId="3" w16cid:durableId="1527599418">
+    <w:abstractNumId w:val="4"/>
+  </w:num>
+  <w:num w:numId="4" w16cid:durableId="145973870">
     <w:abstractNumId w:val="15"/>
   </w:num>
-  <w:num w:numId="2" w16cid:durableId="335502539">
-    <w:abstractNumId w:val="2"/>
-  </w:num>
-  <w:num w:numId="3" w16cid:durableId="1527599418">
-    <w:abstractNumId w:val="3"/>
-  </w:num>
-  <w:num w:numId="4" w16cid:durableId="145973870">
+  <w:num w:numId="5" w16cid:durableId="102500481">
     <w:abstractNumId w:val="13"/>
   </w:num>
-  <w:num w:numId="5" w16cid:durableId="102500481">
-    <w:abstractNumId w:val="11"/>
-  </w:num>
   <w:num w:numId="6" w16cid:durableId="288049982">
-    <w:abstractNumId w:val="19"/>
+    <w:abstractNumId w:val="23"/>
   </w:num>
   <w:num w:numId="7" w16cid:durableId="1494443029">
-    <w:abstractNumId w:val="4"/>
+    <w:abstractNumId w:val="5"/>
   </w:num>
   <w:num w:numId="8" w16cid:durableId="1347901145">
-    <w:abstractNumId w:val="5"/>
+    <w:abstractNumId w:val="6"/>
   </w:num>
   <w:num w:numId="9" w16cid:durableId="16542622">
     <w:abstractNumId w:val="0"/>
   </w:num>
   <w:num w:numId="10" w16cid:durableId="1406536780">
-    <w:abstractNumId w:val="6"/>
+    <w:abstractNumId w:val="7"/>
   </w:num>
   <w:num w:numId="11" w16cid:durableId="1791317837">
+    <w:abstractNumId w:val="20"/>
+  </w:num>
+  <w:num w:numId="12" w16cid:durableId="388264920">
+    <w:abstractNumId w:val="16"/>
+  </w:num>
+  <w:num w:numId="13" w16cid:durableId="952129130">
+    <w:abstractNumId w:val="19"/>
+  </w:num>
+  <w:num w:numId="14" w16cid:durableId="1452481486">
+    <w:abstractNumId w:val="12"/>
+  </w:num>
+  <w:num w:numId="15" w16cid:durableId="85267986">
     <w:abstractNumId w:val="18"/>
   </w:num>
-  <w:num w:numId="12" w16cid:durableId="388264920">
+  <w:num w:numId="16" w16cid:durableId="1020937415">
     <w:abstractNumId w:val="14"/>
   </w:num>
-  <w:num w:numId="13" w16cid:durableId="952129130">
-    <w:abstractNumId w:val="17"/>
+  <w:num w:numId="17" w16cid:durableId="1513180430">
+    <w:abstractNumId w:val="9"/>
   </w:num>
-  <w:num w:numId="14" w16cid:durableId="1452481486">
+  <w:num w:numId="18" w16cid:durableId="597173302">
+    <w:abstractNumId w:val="11"/>
+  </w:num>
+  <w:num w:numId="19" w16cid:durableId="1450203886">
     <w:abstractNumId w:val="10"/>
   </w:num>
-  <w:num w:numId="15" w16cid:durableId="85267986">
-    <w:abstractNumId w:val="16"/>
+  <w:num w:numId="20" w16cid:durableId="337007808">
+    <w:abstractNumId w:val="2"/>
   </w:num>
-  <w:num w:numId="16" w16cid:durableId="1020937415">
-    <w:abstractNumId w:val="12"/>
+  <w:num w:numId="21" w16cid:durableId="708334717">
+    <w:abstractNumId w:val="1"/>
   </w:num>
-  <w:num w:numId="17" w16cid:durableId="1513180430">
-    <w:abstractNumId w:val="7"/>
+  <w:num w:numId="22" w16cid:durableId="502016865">
+    <w:abstractNumId w:val="21"/>
   </w:num>
-  <w:num w:numId="18" w16cid:durableId="597173302">
-    <w:abstractNumId w:val="9"/>
-  </w:num>
-  <w:num w:numId="19" w16cid:durableId="1450203886">
+  <w:num w:numId="23" w16cid:durableId="1839802820">
     <w:abstractNumId w:val="8"/>
   </w:num>
-  <w:num w:numId="20" w16cid:durableId="337007808">
-    <w:abstractNumId w:val="1"/>
+  <w:num w:numId="24" w16cid:durableId="2035692356">
+    <w:abstractNumId w:val="22"/>
   </w:num>
 </w:numbering>
 </file>
